--- a/UML/Activity Specification Document.docx
+++ b/UML/Activity Specification Document.docx
@@ -4,107 +4,1277 @@
   <w:body>
     <w:p>
       <w:pPr>
-        <w:pStyle w:val="Heading2"/>
         <w:rPr>
-          <w:rFonts w:eastAsiaTheme="minorHAnsi"/>
+          <w:sz w:val="28"/>
+          <w:szCs w:val="28"/>
         </w:rPr>
       </w:pPr>
       <w:bookmarkStart w:id="0" w:name="_Toc233209595"/>
       <w:r>
         <w:rPr>
-          <w:rFonts w:eastAsiaTheme="minorHAnsi"/>
+          <w:b/>
+          <w:bCs/>
+          <w:sz w:val="28"/>
+          <w:szCs w:val="28"/>
         </w:rPr>
         <w:t>Activity</w:t>
       </w:r>
       <w:r>
         <w:rPr>
-          <w:rFonts w:eastAsiaTheme="minorHAnsi"/>
+          <w:b/>
+          <w:bCs/>
+          <w:sz w:val="28"/>
+          <w:szCs w:val="28"/>
         </w:rPr>
         <w:t xml:space="preserve"> Specification Document</w:t>
       </w:r>
       <w:r>
         <w:rPr>
-          <w:rFonts w:eastAsiaTheme="minorHAnsi"/>
+          <w:sz w:val="28"/>
+          <w:szCs w:val="28"/>
         </w:rPr>
         <w:t xml:space="preserve"> </w:t>
       </w:r>
       <w:r>
         <w:rPr>
           <w:color w:val="D0CECE" w:themeColor="background2" w:themeShade="E6"/>
-          <w:sz w:val="24"/>
+          <w:sz w:val="28"/>
+          <w:szCs w:val="32"/>
+        </w:rPr>
+        <w:t>(Reviewed on JUL 09, 2026)</w:t>
+      </w:r>
+    </w:p>
+    <w:p>
+      <w:pPr>
+        <w:spacing w:line="278" w:lineRule="auto"/>
+      </w:pPr>
+      <w:r>
+        <w:t>This chapter will present the specifications of the activity diagrams for the KriGo vehicle rental system. The activity diagrams are one of the behavioral diagrams that are part of the Unified Modeling Language (UML). They help in representing the workflow of the business processes and system operations. It represents the order of activities, control flows, decisions, parallel processes and interactions necessary for accomplishing the tasks within the system.</w:t>
+      </w:r>
+    </w:p>
+    <w:p>
+      <w:pPr>
+        <w:spacing w:line="278" w:lineRule="auto"/>
+      </w:pPr>
+      <w:r>
+        <w:t>Whereas use case diagrams provide an identification of the functional requirements and sequence diagrams depict the interactions among the system objects through time, the activity diagrams represent the procedure of operations execution starting from their beginning till the completion of the process. Activity diagrams allow visualizing collaboration of users and system components when executing the business processes. Therefore, they are helpful in understanding the system behavior, verification of the business logic and identifying the alternative execution paths.</w:t>
+      </w:r>
+    </w:p>
+    <w:p>
+      <w:pPr>
+        <w:spacing w:line="278" w:lineRule="auto"/>
+      </w:pPr>
+      <w:r>
+        <w:t>The activity diagrams presented in this chapter will cover the main workflow of the KriGo platform, including registration of customers, searching and selection of the vehicles, management of reservations, payment and review submissions, management of the fleet, management of branches and employees, verification of agencies, content moderation, dispute resolution, generation of AI recommendations, communication with the AI assistant, generation of analytics, and mobile application functionality, including quick booking and offline functionality. Moreover, an overview activity diagram will be presented illustrating the customer reservation process from the start till its completion with activity partitions (swimlanes) that involve various system participants.</w:t>
+      </w:r>
+    </w:p>
+    <w:p>
+      <w:pPr>
+        <w:spacing w:line="278" w:lineRule="auto"/>
+      </w:pPr>
+      <w:r>
+        <w:t>The activity diagrams described the sequence of activities of a certain business process and highlight the decision points, alternative flows, validation techniques and synchronization points that determine the system behavior. When needed, the activity partitions will be used in order to separate the roles of various actors and system components involved in the process.</w:t>
+      </w:r>
+    </w:p>
+    <w:p>
+      <w:pPr>
+        <w:spacing w:line="278" w:lineRule="auto"/>
+      </w:pPr>
+      <w:r>
+        <w:t>Activity diagrams serve as a crucial tool for the transition from the system requirements to the realization of the business processes. They help in visualization of operational workflows, verification of the business rules, process dependencies identification, and development, testing and maintenance of the KriGo system. With the help of activity diagrams, together with use case and sequence diagrams presented in previous chapters, we will build the full behavioral model of the system.</w:t>
+      </w:r>
+    </w:p>
+    <w:p>
+      <w:pPr>
+        <w:spacing w:line="278" w:lineRule="auto"/>
+      </w:pPr>
+      <w:r>
+        <w:br w:type="page"/>
+      </w:r>
+    </w:p>
+    <w:sdt>
+      <w:sdtPr>
+        <w:rPr>
+          <w:b/>
+          <w:bCs/>
+          <w:sz w:val="28"/>
           <w:szCs w:val="28"/>
         </w:rPr>
-        <w:t>(Reviewed on JUL 09, 2026)</w:t>
-      </w:r>
-    </w:p>
+        <w:id w:val="1889224569"/>
+        <w:docPartObj>
+          <w:docPartGallery w:val="Table of Contents"/>
+          <w:docPartUnique/>
+        </w:docPartObj>
+      </w:sdtPr>
+      <w:sdtEndPr>
+        <w:rPr>
+          <w:noProof/>
+          <w:sz w:val="24"/>
+          <w:szCs w:val="24"/>
+        </w:rPr>
+      </w:sdtEndPr>
+      <w:sdtContent>
+        <w:p>
+          <w:pPr>
+            <w:spacing w:line="360" w:lineRule="auto"/>
+            <w:rPr>
+              <w:b/>
+              <w:bCs/>
+              <w:sz w:val="28"/>
+              <w:szCs w:val="28"/>
+            </w:rPr>
+          </w:pPr>
+          <w:r>
+            <w:rPr>
+              <w:b/>
+              <w:bCs/>
+              <w:sz w:val="28"/>
+              <w:szCs w:val="28"/>
+            </w:rPr>
+            <w:t>Contents</w:t>
+          </w:r>
+        </w:p>
+        <w:p>
+          <w:pPr>
+            <w:pStyle w:val="TOC2"/>
+            <w:tabs>
+              <w:tab w:val="right" w:leader="dot" w:pos="9347"/>
+            </w:tabs>
+            <w:rPr>
+              <w:rFonts w:asciiTheme="minorHAnsi" w:eastAsiaTheme="minorEastAsia" w:hAnsiTheme="minorHAnsi"/>
+              <w:noProof/>
+            </w:rPr>
+          </w:pPr>
+          <w:r>
+            <w:fldChar w:fldCharType="begin"/>
+          </w:r>
+          <w:r>
+            <w:instrText xml:space="preserve"> TOC \o "1-3" \h \z \u </w:instrText>
+          </w:r>
+          <w:r>
+            <w:fldChar w:fldCharType="separate"/>
+          </w:r>
+          <w:hyperlink w:anchor="_Toc236083422" w:history="1">
+            <w:r>
+              <w:rPr>
+                <w:rStyle w:val="Hyperlink"/>
+                <w:noProof/>
+              </w:rPr>
+              <w:t>Customer Registration Process Activity</w:t>
+            </w:r>
+            <w:r>
+              <w:rPr>
+                <w:noProof/>
+                <w:webHidden/>
+              </w:rPr>
+              <w:tab/>
+            </w:r>
+            <w:r>
+              <w:rPr>
+                <w:noProof/>
+                <w:webHidden/>
+              </w:rPr>
+              <w:fldChar w:fldCharType="begin"/>
+            </w:r>
+            <w:r>
+              <w:rPr>
+                <w:noProof/>
+                <w:webHidden/>
+              </w:rPr>
+              <w:instrText xml:space="preserve"> PAGEREF _Toc236083422 \h </w:instrText>
+            </w:r>
+            <w:r>
+              <w:rPr>
+                <w:noProof/>
+                <w:webHidden/>
+              </w:rPr>
+            </w:r>
+            <w:r>
+              <w:rPr>
+                <w:noProof/>
+                <w:webHidden/>
+              </w:rPr>
+              <w:fldChar w:fldCharType="separate"/>
+            </w:r>
+            <w:r>
+              <w:rPr>
+                <w:noProof/>
+                <w:webHidden/>
+              </w:rPr>
+              <w:t>1</w:t>
+            </w:r>
+            <w:r>
+              <w:rPr>
+                <w:noProof/>
+                <w:webHidden/>
+              </w:rPr>
+              <w:fldChar w:fldCharType="end"/>
+            </w:r>
+          </w:hyperlink>
+        </w:p>
+        <w:p>
+          <w:pPr>
+            <w:pStyle w:val="TOC2"/>
+            <w:tabs>
+              <w:tab w:val="right" w:leader="dot" w:pos="9347"/>
+            </w:tabs>
+            <w:rPr>
+              <w:rFonts w:asciiTheme="minorHAnsi" w:eastAsiaTheme="minorEastAsia" w:hAnsiTheme="minorHAnsi"/>
+              <w:noProof/>
+            </w:rPr>
+          </w:pPr>
+          <w:hyperlink w:anchor="_Toc236083423" w:history="1">
+            <w:r>
+              <w:rPr>
+                <w:rStyle w:val="Hyperlink"/>
+                <w:noProof/>
+              </w:rPr>
+              <w:t>Vehicle Search &amp; Selection Activity</w:t>
+            </w:r>
+            <w:r>
+              <w:rPr>
+                <w:noProof/>
+                <w:webHidden/>
+              </w:rPr>
+              <w:tab/>
+            </w:r>
+            <w:r>
+              <w:rPr>
+                <w:noProof/>
+                <w:webHidden/>
+              </w:rPr>
+              <w:fldChar w:fldCharType="begin"/>
+            </w:r>
+            <w:r>
+              <w:rPr>
+                <w:noProof/>
+                <w:webHidden/>
+              </w:rPr>
+              <w:instrText xml:space="preserve"> PAGEREF _Toc236083423 \h </w:instrText>
+            </w:r>
+            <w:r>
+              <w:rPr>
+                <w:noProof/>
+                <w:webHidden/>
+              </w:rPr>
+            </w:r>
+            <w:r>
+              <w:rPr>
+                <w:noProof/>
+                <w:webHidden/>
+              </w:rPr>
+              <w:fldChar w:fldCharType="separate"/>
+            </w:r>
+            <w:r>
+              <w:rPr>
+                <w:noProof/>
+                <w:webHidden/>
+              </w:rPr>
+              <w:t>4</w:t>
+            </w:r>
+            <w:r>
+              <w:rPr>
+                <w:noProof/>
+                <w:webHidden/>
+              </w:rPr>
+              <w:fldChar w:fldCharType="end"/>
+            </w:r>
+          </w:hyperlink>
+        </w:p>
+        <w:p>
+          <w:pPr>
+            <w:pStyle w:val="TOC2"/>
+            <w:tabs>
+              <w:tab w:val="right" w:leader="dot" w:pos="9347"/>
+            </w:tabs>
+            <w:rPr>
+              <w:rFonts w:asciiTheme="minorHAnsi" w:eastAsiaTheme="minorEastAsia" w:hAnsiTheme="minorHAnsi"/>
+              <w:noProof/>
+            </w:rPr>
+          </w:pPr>
+          <w:hyperlink w:anchor="_Toc236083424" w:history="1">
+            <w:r>
+              <w:rPr>
+                <w:rStyle w:val="Hyperlink"/>
+                <w:noProof/>
+              </w:rPr>
+              <w:t>Reservation Workflow Activity</w:t>
+            </w:r>
+            <w:r>
+              <w:rPr>
+                <w:noProof/>
+                <w:webHidden/>
+              </w:rPr>
+              <w:tab/>
+            </w:r>
+            <w:r>
+              <w:rPr>
+                <w:noProof/>
+                <w:webHidden/>
+              </w:rPr>
+              <w:fldChar w:fldCharType="begin"/>
+            </w:r>
+            <w:r>
+              <w:rPr>
+                <w:noProof/>
+                <w:webHidden/>
+              </w:rPr>
+              <w:instrText xml:space="preserve"> PAGEREF _Toc236083424 \h </w:instrText>
+            </w:r>
+            <w:r>
+              <w:rPr>
+                <w:noProof/>
+                <w:webHidden/>
+              </w:rPr>
+            </w:r>
+            <w:r>
+              <w:rPr>
+                <w:noProof/>
+                <w:webHidden/>
+              </w:rPr>
+              <w:fldChar w:fldCharType="separate"/>
+            </w:r>
+            <w:r>
+              <w:rPr>
+                <w:noProof/>
+                <w:webHidden/>
+              </w:rPr>
+              <w:t>6</w:t>
+            </w:r>
+            <w:r>
+              <w:rPr>
+                <w:noProof/>
+                <w:webHidden/>
+              </w:rPr>
+              <w:fldChar w:fldCharType="end"/>
+            </w:r>
+          </w:hyperlink>
+        </w:p>
+        <w:p>
+          <w:pPr>
+            <w:pStyle w:val="TOC2"/>
+            <w:tabs>
+              <w:tab w:val="right" w:leader="dot" w:pos="9347"/>
+            </w:tabs>
+            <w:rPr>
+              <w:rFonts w:asciiTheme="minorHAnsi" w:eastAsiaTheme="minorEastAsia" w:hAnsiTheme="minorHAnsi"/>
+              <w:noProof/>
+            </w:rPr>
+          </w:pPr>
+          <w:hyperlink w:anchor="_Toc236083425" w:history="1">
+            <w:r>
+              <w:rPr>
+                <w:rStyle w:val="Hyperlink"/>
+                <w:noProof/>
+              </w:rPr>
+              <w:t>Payment &amp; Review Submission Activity</w:t>
+            </w:r>
+            <w:r>
+              <w:rPr>
+                <w:noProof/>
+                <w:webHidden/>
+              </w:rPr>
+              <w:tab/>
+            </w:r>
+            <w:r>
+              <w:rPr>
+                <w:noProof/>
+                <w:webHidden/>
+              </w:rPr>
+              <w:fldChar w:fldCharType="begin"/>
+            </w:r>
+            <w:r>
+              <w:rPr>
+                <w:noProof/>
+                <w:webHidden/>
+              </w:rPr>
+              <w:instrText xml:space="preserve"> PAGEREF _Toc236083425 \h </w:instrText>
+            </w:r>
+            <w:r>
+              <w:rPr>
+                <w:noProof/>
+                <w:webHidden/>
+              </w:rPr>
+            </w:r>
+            <w:r>
+              <w:rPr>
+                <w:noProof/>
+                <w:webHidden/>
+              </w:rPr>
+              <w:fldChar w:fldCharType="separate"/>
+            </w:r>
+            <w:r>
+              <w:rPr>
+                <w:noProof/>
+                <w:webHidden/>
+              </w:rPr>
+              <w:t>8</w:t>
+            </w:r>
+            <w:r>
+              <w:rPr>
+                <w:noProof/>
+                <w:webHidden/>
+              </w:rPr>
+              <w:fldChar w:fldCharType="end"/>
+            </w:r>
+          </w:hyperlink>
+        </w:p>
+        <w:p>
+          <w:pPr>
+            <w:pStyle w:val="TOC2"/>
+            <w:tabs>
+              <w:tab w:val="right" w:leader="dot" w:pos="9347"/>
+            </w:tabs>
+            <w:rPr>
+              <w:rFonts w:asciiTheme="minorHAnsi" w:eastAsiaTheme="minorEastAsia" w:hAnsiTheme="minorHAnsi"/>
+              <w:noProof/>
+            </w:rPr>
+          </w:pPr>
+          <w:hyperlink w:anchor="_Toc236083426" w:history="1">
+            <w:r>
+              <w:rPr>
+                <w:rStyle w:val="Hyperlink"/>
+                <w:noProof/>
+              </w:rPr>
+              <w:t>Fleet Management Workflow Activity</w:t>
+            </w:r>
+            <w:r>
+              <w:rPr>
+                <w:noProof/>
+                <w:webHidden/>
+              </w:rPr>
+              <w:tab/>
+            </w:r>
+            <w:r>
+              <w:rPr>
+                <w:noProof/>
+                <w:webHidden/>
+              </w:rPr>
+              <w:fldChar w:fldCharType="begin"/>
+            </w:r>
+            <w:r>
+              <w:rPr>
+                <w:noProof/>
+                <w:webHidden/>
+              </w:rPr>
+              <w:instrText xml:space="preserve"> PAGEREF _Toc236083426 \h </w:instrText>
+            </w:r>
+            <w:r>
+              <w:rPr>
+                <w:noProof/>
+                <w:webHidden/>
+              </w:rPr>
+            </w:r>
+            <w:r>
+              <w:rPr>
+                <w:noProof/>
+                <w:webHidden/>
+              </w:rPr>
+              <w:fldChar w:fldCharType="separate"/>
+            </w:r>
+            <w:r>
+              <w:rPr>
+                <w:noProof/>
+                <w:webHidden/>
+              </w:rPr>
+              <w:t>11</w:t>
+            </w:r>
+            <w:r>
+              <w:rPr>
+                <w:noProof/>
+                <w:webHidden/>
+              </w:rPr>
+              <w:fldChar w:fldCharType="end"/>
+            </w:r>
+          </w:hyperlink>
+        </w:p>
+        <w:p>
+          <w:pPr>
+            <w:pStyle w:val="TOC2"/>
+            <w:tabs>
+              <w:tab w:val="right" w:leader="dot" w:pos="9347"/>
+            </w:tabs>
+            <w:rPr>
+              <w:rFonts w:asciiTheme="minorHAnsi" w:eastAsiaTheme="minorEastAsia" w:hAnsiTheme="minorHAnsi"/>
+              <w:noProof/>
+            </w:rPr>
+          </w:pPr>
+          <w:hyperlink w:anchor="_Toc236083427" w:history="1">
+            <w:r>
+              <w:rPr>
+                <w:rStyle w:val="Hyperlink"/>
+                <w:noProof/>
+              </w:rPr>
+              <w:t>Branch &amp; Employee Management Workflow Activity</w:t>
+            </w:r>
+            <w:r>
+              <w:rPr>
+                <w:noProof/>
+                <w:webHidden/>
+              </w:rPr>
+              <w:tab/>
+            </w:r>
+            <w:r>
+              <w:rPr>
+                <w:noProof/>
+                <w:webHidden/>
+              </w:rPr>
+              <w:fldChar w:fldCharType="begin"/>
+            </w:r>
+            <w:r>
+              <w:rPr>
+                <w:noProof/>
+                <w:webHidden/>
+              </w:rPr>
+              <w:instrText xml:space="preserve"> PAGEREF _Toc236083427 \h </w:instrText>
+            </w:r>
+            <w:r>
+              <w:rPr>
+                <w:noProof/>
+                <w:webHidden/>
+              </w:rPr>
+            </w:r>
+            <w:r>
+              <w:rPr>
+                <w:noProof/>
+                <w:webHidden/>
+              </w:rPr>
+              <w:fldChar w:fldCharType="separate"/>
+            </w:r>
+            <w:r>
+              <w:rPr>
+                <w:noProof/>
+                <w:webHidden/>
+              </w:rPr>
+              <w:t>13</w:t>
+            </w:r>
+            <w:r>
+              <w:rPr>
+                <w:noProof/>
+                <w:webHidden/>
+              </w:rPr>
+              <w:fldChar w:fldCharType="end"/>
+            </w:r>
+          </w:hyperlink>
+        </w:p>
+        <w:p>
+          <w:pPr>
+            <w:pStyle w:val="TOC2"/>
+            <w:tabs>
+              <w:tab w:val="right" w:leader="dot" w:pos="9347"/>
+            </w:tabs>
+            <w:rPr>
+              <w:rFonts w:asciiTheme="minorHAnsi" w:eastAsiaTheme="minorEastAsia" w:hAnsiTheme="minorHAnsi"/>
+              <w:noProof/>
+            </w:rPr>
+          </w:pPr>
+          <w:hyperlink w:anchor="_Toc236083428" w:history="1">
+            <w:r>
+              <w:rPr>
+                <w:rStyle w:val="Hyperlink"/>
+                <w:noProof/>
+              </w:rPr>
+              <w:t>Agency Verification Workflow Activity</w:t>
+            </w:r>
+            <w:r>
+              <w:rPr>
+                <w:noProof/>
+                <w:webHidden/>
+              </w:rPr>
+              <w:tab/>
+            </w:r>
+            <w:r>
+              <w:rPr>
+                <w:noProof/>
+                <w:webHidden/>
+              </w:rPr>
+              <w:fldChar w:fldCharType="begin"/>
+            </w:r>
+            <w:r>
+              <w:rPr>
+                <w:noProof/>
+                <w:webHidden/>
+              </w:rPr>
+              <w:instrText xml:space="preserve"> PAGEREF _Toc236083428 \h </w:instrText>
+            </w:r>
+            <w:r>
+              <w:rPr>
+                <w:noProof/>
+                <w:webHidden/>
+              </w:rPr>
+            </w:r>
+            <w:r>
+              <w:rPr>
+                <w:noProof/>
+                <w:webHidden/>
+              </w:rPr>
+              <w:fldChar w:fldCharType="separate"/>
+            </w:r>
+            <w:r>
+              <w:rPr>
+                <w:noProof/>
+                <w:webHidden/>
+              </w:rPr>
+              <w:t>15</w:t>
+            </w:r>
+            <w:r>
+              <w:rPr>
+                <w:noProof/>
+                <w:webHidden/>
+              </w:rPr>
+              <w:fldChar w:fldCharType="end"/>
+            </w:r>
+          </w:hyperlink>
+        </w:p>
+        <w:p>
+          <w:pPr>
+            <w:pStyle w:val="TOC2"/>
+            <w:tabs>
+              <w:tab w:val="right" w:leader="dot" w:pos="9347"/>
+            </w:tabs>
+            <w:rPr>
+              <w:rFonts w:asciiTheme="minorHAnsi" w:eastAsiaTheme="minorEastAsia" w:hAnsiTheme="minorHAnsi"/>
+              <w:noProof/>
+            </w:rPr>
+          </w:pPr>
+          <w:hyperlink w:anchor="_Toc236083429" w:history="1">
+            <w:r>
+              <w:rPr>
+                <w:rStyle w:val="Hyperlink"/>
+                <w:noProof/>
+              </w:rPr>
+              <w:t>Content Moderation Workflow Activity</w:t>
+            </w:r>
+            <w:r>
+              <w:rPr>
+                <w:noProof/>
+                <w:webHidden/>
+              </w:rPr>
+              <w:tab/>
+            </w:r>
+            <w:r>
+              <w:rPr>
+                <w:noProof/>
+                <w:webHidden/>
+              </w:rPr>
+              <w:fldChar w:fldCharType="begin"/>
+            </w:r>
+            <w:r>
+              <w:rPr>
+                <w:noProof/>
+                <w:webHidden/>
+              </w:rPr>
+              <w:instrText xml:space="preserve"> PAGEREF _Toc236083429 \h </w:instrText>
+            </w:r>
+            <w:r>
+              <w:rPr>
+                <w:noProof/>
+                <w:webHidden/>
+              </w:rPr>
+            </w:r>
+            <w:r>
+              <w:rPr>
+                <w:noProof/>
+                <w:webHidden/>
+              </w:rPr>
+              <w:fldChar w:fldCharType="separate"/>
+            </w:r>
+            <w:r>
+              <w:rPr>
+                <w:noProof/>
+                <w:webHidden/>
+              </w:rPr>
+              <w:t>17</w:t>
+            </w:r>
+            <w:r>
+              <w:rPr>
+                <w:noProof/>
+                <w:webHidden/>
+              </w:rPr>
+              <w:fldChar w:fldCharType="end"/>
+            </w:r>
+          </w:hyperlink>
+        </w:p>
+        <w:p>
+          <w:pPr>
+            <w:pStyle w:val="TOC2"/>
+            <w:tabs>
+              <w:tab w:val="right" w:leader="dot" w:pos="9347"/>
+            </w:tabs>
+            <w:rPr>
+              <w:rFonts w:asciiTheme="minorHAnsi" w:eastAsiaTheme="minorEastAsia" w:hAnsiTheme="minorHAnsi"/>
+              <w:noProof/>
+            </w:rPr>
+          </w:pPr>
+          <w:hyperlink w:anchor="_Toc236083430" w:history="1">
+            <w:r>
+              <w:rPr>
+                <w:rStyle w:val="Hyperlink"/>
+                <w:noProof/>
+              </w:rPr>
+              <w:t>Dispute Resolution Workflow Activity</w:t>
+            </w:r>
+            <w:r>
+              <w:rPr>
+                <w:noProof/>
+                <w:webHidden/>
+              </w:rPr>
+              <w:tab/>
+            </w:r>
+            <w:r>
+              <w:rPr>
+                <w:noProof/>
+                <w:webHidden/>
+              </w:rPr>
+              <w:fldChar w:fldCharType="begin"/>
+            </w:r>
+            <w:r>
+              <w:rPr>
+                <w:noProof/>
+                <w:webHidden/>
+              </w:rPr>
+              <w:instrText xml:space="preserve"> PAGEREF _Toc236083430 \h </w:instrText>
+            </w:r>
+            <w:r>
+              <w:rPr>
+                <w:noProof/>
+                <w:webHidden/>
+              </w:rPr>
+            </w:r>
+            <w:r>
+              <w:rPr>
+                <w:noProof/>
+                <w:webHidden/>
+              </w:rPr>
+              <w:fldChar w:fldCharType="separate"/>
+            </w:r>
+            <w:r>
+              <w:rPr>
+                <w:noProof/>
+                <w:webHidden/>
+              </w:rPr>
+              <w:t>19</w:t>
+            </w:r>
+            <w:r>
+              <w:rPr>
+                <w:noProof/>
+                <w:webHidden/>
+              </w:rPr>
+              <w:fldChar w:fldCharType="end"/>
+            </w:r>
+          </w:hyperlink>
+        </w:p>
+        <w:p>
+          <w:pPr>
+            <w:pStyle w:val="TOC2"/>
+            <w:tabs>
+              <w:tab w:val="right" w:leader="dot" w:pos="9347"/>
+            </w:tabs>
+            <w:rPr>
+              <w:rFonts w:asciiTheme="minorHAnsi" w:eastAsiaTheme="minorEastAsia" w:hAnsiTheme="minorHAnsi"/>
+              <w:noProof/>
+            </w:rPr>
+          </w:pPr>
+          <w:hyperlink w:anchor="_Toc236083431" w:history="1">
+            <w:r>
+              <w:rPr>
+                <w:rStyle w:val="Hyperlink"/>
+                <w:noProof/>
+              </w:rPr>
+              <w:t>Recommendation Workflow Activity</w:t>
+            </w:r>
+            <w:r>
+              <w:rPr>
+                <w:noProof/>
+                <w:webHidden/>
+              </w:rPr>
+              <w:tab/>
+            </w:r>
+            <w:r>
+              <w:rPr>
+                <w:noProof/>
+                <w:webHidden/>
+              </w:rPr>
+              <w:fldChar w:fldCharType="begin"/>
+            </w:r>
+            <w:r>
+              <w:rPr>
+                <w:noProof/>
+                <w:webHidden/>
+              </w:rPr>
+              <w:instrText xml:space="preserve"> PAGEREF _Toc236083431 \h </w:instrText>
+            </w:r>
+            <w:r>
+              <w:rPr>
+                <w:noProof/>
+                <w:webHidden/>
+              </w:rPr>
+            </w:r>
+            <w:r>
+              <w:rPr>
+                <w:noProof/>
+                <w:webHidden/>
+              </w:rPr>
+              <w:fldChar w:fldCharType="separate"/>
+            </w:r>
+            <w:r>
+              <w:rPr>
+                <w:noProof/>
+                <w:webHidden/>
+              </w:rPr>
+              <w:t>21</w:t>
+            </w:r>
+            <w:r>
+              <w:rPr>
+                <w:noProof/>
+                <w:webHidden/>
+              </w:rPr>
+              <w:fldChar w:fldCharType="end"/>
+            </w:r>
+          </w:hyperlink>
+        </w:p>
+        <w:p>
+          <w:pPr>
+            <w:pStyle w:val="TOC2"/>
+            <w:tabs>
+              <w:tab w:val="right" w:leader="dot" w:pos="9347"/>
+            </w:tabs>
+            <w:rPr>
+              <w:rFonts w:asciiTheme="minorHAnsi" w:eastAsiaTheme="minorEastAsia" w:hAnsiTheme="minorHAnsi"/>
+              <w:noProof/>
+            </w:rPr>
+          </w:pPr>
+          <w:hyperlink w:anchor="_Toc236083432" w:history="1">
+            <w:r>
+              <w:rPr>
+                <w:rStyle w:val="Hyperlink"/>
+                <w:noProof/>
+              </w:rPr>
+              <w:t>AI Assistant Workflow Activity</w:t>
+            </w:r>
+            <w:r>
+              <w:rPr>
+                <w:noProof/>
+                <w:webHidden/>
+              </w:rPr>
+              <w:tab/>
+            </w:r>
+            <w:r>
+              <w:rPr>
+                <w:noProof/>
+                <w:webHidden/>
+              </w:rPr>
+              <w:fldChar w:fldCharType="begin"/>
+            </w:r>
+            <w:r>
+              <w:rPr>
+                <w:noProof/>
+                <w:webHidden/>
+              </w:rPr>
+              <w:instrText xml:space="preserve"> PAGEREF _Toc236083432 \h </w:instrText>
+            </w:r>
+            <w:r>
+              <w:rPr>
+                <w:noProof/>
+                <w:webHidden/>
+              </w:rPr>
+            </w:r>
+            <w:r>
+              <w:rPr>
+                <w:noProof/>
+                <w:webHidden/>
+              </w:rPr>
+              <w:fldChar w:fldCharType="separate"/>
+            </w:r>
+            <w:r>
+              <w:rPr>
+                <w:noProof/>
+                <w:webHidden/>
+              </w:rPr>
+              <w:t>22</w:t>
+            </w:r>
+            <w:r>
+              <w:rPr>
+                <w:noProof/>
+                <w:webHidden/>
+              </w:rPr>
+              <w:fldChar w:fldCharType="end"/>
+            </w:r>
+          </w:hyperlink>
+        </w:p>
+        <w:p>
+          <w:pPr>
+            <w:pStyle w:val="TOC2"/>
+            <w:tabs>
+              <w:tab w:val="right" w:leader="dot" w:pos="9347"/>
+            </w:tabs>
+            <w:rPr>
+              <w:rFonts w:asciiTheme="minorHAnsi" w:eastAsiaTheme="minorEastAsia" w:hAnsiTheme="minorHAnsi"/>
+              <w:noProof/>
+            </w:rPr>
+          </w:pPr>
+          <w:hyperlink w:anchor="_Toc236083433" w:history="1">
+            <w:r>
+              <w:rPr>
+                <w:rStyle w:val="Hyperlink"/>
+                <w:noProof/>
+              </w:rPr>
+              <w:t>Analytics Generation Workflow Activity</w:t>
+            </w:r>
+            <w:r>
+              <w:rPr>
+                <w:noProof/>
+                <w:webHidden/>
+              </w:rPr>
+              <w:tab/>
+            </w:r>
+            <w:r>
+              <w:rPr>
+                <w:noProof/>
+                <w:webHidden/>
+              </w:rPr>
+              <w:fldChar w:fldCharType="begin"/>
+            </w:r>
+            <w:r>
+              <w:rPr>
+                <w:noProof/>
+                <w:webHidden/>
+              </w:rPr>
+              <w:instrText xml:space="preserve"> PAGEREF _Toc236083433 \h </w:instrText>
+            </w:r>
+            <w:r>
+              <w:rPr>
+                <w:noProof/>
+                <w:webHidden/>
+              </w:rPr>
+            </w:r>
+            <w:r>
+              <w:rPr>
+                <w:noProof/>
+                <w:webHidden/>
+              </w:rPr>
+              <w:fldChar w:fldCharType="separate"/>
+            </w:r>
+            <w:r>
+              <w:rPr>
+                <w:noProof/>
+                <w:webHidden/>
+              </w:rPr>
+              <w:t>23</w:t>
+            </w:r>
+            <w:r>
+              <w:rPr>
+                <w:noProof/>
+                <w:webHidden/>
+              </w:rPr>
+              <w:fldChar w:fldCharType="end"/>
+            </w:r>
+          </w:hyperlink>
+        </w:p>
+        <w:p>
+          <w:pPr>
+            <w:pStyle w:val="TOC2"/>
+            <w:tabs>
+              <w:tab w:val="right" w:leader="dot" w:pos="9347"/>
+            </w:tabs>
+            <w:rPr>
+              <w:rFonts w:asciiTheme="minorHAnsi" w:eastAsiaTheme="minorEastAsia" w:hAnsiTheme="minorHAnsi"/>
+              <w:noProof/>
+            </w:rPr>
+          </w:pPr>
+          <w:hyperlink w:anchor="_Toc236083434" w:history="1">
+            <w:r>
+              <w:rPr>
+                <w:rStyle w:val="Hyperlink"/>
+                <w:noProof/>
+              </w:rPr>
+              <w:t>Quick Booking Workflow Activity</w:t>
+            </w:r>
+            <w:r>
+              <w:rPr>
+                <w:noProof/>
+                <w:webHidden/>
+              </w:rPr>
+              <w:tab/>
+            </w:r>
+            <w:r>
+              <w:rPr>
+                <w:noProof/>
+                <w:webHidden/>
+              </w:rPr>
+              <w:fldChar w:fldCharType="begin"/>
+            </w:r>
+            <w:r>
+              <w:rPr>
+                <w:noProof/>
+                <w:webHidden/>
+              </w:rPr>
+              <w:instrText xml:space="preserve"> PAGEREF _Toc236083434 \h </w:instrText>
+            </w:r>
+            <w:r>
+              <w:rPr>
+                <w:noProof/>
+                <w:webHidden/>
+              </w:rPr>
+            </w:r>
+            <w:r>
+              <w:rPr>
+                <w:noProof/>
+                <w:webHidden/>
+              </w:rPr>
+              <w:fldChar w:fldCharType="separate"/>
+            </w:r>
+            <w:r>
+              <w:rPr>
+                <w:noProof/>
+                <w:webHidden/>
+              </w:rPr>
+              <w:t>24</w:t>
+            </w:r>
+            <w:r>
+              <w:rPr>
+                <w:noProof/>
+                <w:webHidden/>
+              </w:rPr>
+              <w:fldChar w:fldCharType="end"/>
+            </w:r>
+          </w:hyperlink>
+        </w:p>
+        <w:p>
+          <w:pPr>
+            <w:pStyle w:val="TOC2"/>
+            <w:tabs>
+              <w:tab w:val="right" w:leader="dot" w:pos="9347"/>
+            </w:tabs>
+            <w:rPr>
+              <w:rFonts w:asciiTheme="minorHAnsi" w:eastAsiaTheme="minorEastAsia" w:hAnsiTheme="minorHAnsi"/>
+              <w:noProof/>
+            </w:rPr>
+          </w:pPr>
+          <w:hyperlink w:anchor="_Toc236083435" w:history="1">
+            <w:r>
+              <w:rPr>
+                <w:rStyle w:val="Hyperlink"/>
+                <w:noProof/>
+              </w:rPr>
+              <w:t>Offline Access Workflow Activity</w:t>
+            </w:r>
+            <w:r>
+              <w:rPr>
+                <w:noProof/>
+                <w:webHidden/>
+              </w:rPr>
+              <w:tab/>
+            </w:r>
+            <w:r>
+              <w:rPr>
+                <w:noProof/>
+                <w:webHidden/>
+              </w:rPr>
+              <w:fldChar w:fldCharType="begin"/>
+            </w:r>
+            <w:r>
+              <w:rPr>
+                <w:noProof/>
+                <w:webHidden/>
+              </w:rPr>
+              <w:instrText xml:space="preserve"> PAGEREF _Toc236083435 \h </w:instrText>
+            </w:r>
+            <w:r>
+              <w:rPr>
+                <w:noProof/>
+                <w:webHidden/>
+              </w:rPr>
+            </w:r>
+            <w:r>
+              <w:rPr>
+                <w:noProof/>
+                <w:webHidden/>
+              </w:rPr>
+              <w:fldChar w:fldCharType="separate"/>
+            </w:r>
+            <w:r>
+              <w:rPr>
+                <w:noProof/>
+                <w:webHidden/>
+              </w:rPr>
+              <w:t>25</w:t>
+            </w:r>
+            <w:r>
+              <w:rPr>
+                <w:noProof/>
+                <w:webHidden/>
+              </w:rPr>
+              <w:fldChar w:fldCharType="end"/>
+            </w:r>
+          </w:hyperlink>
+        </w:p>
+        <w:p>
+          <w:pPr>
+            <w:pStyle w:val="TOC2"/>
+            <w:tabs>
+              <w:tab w:val="right" w:leader="dot" w:pos="9347"/>
+            </w:tabs>
+            <w:rPr>
+              <w:rFonts w:asciiTheme="minorHAnsi" w:eastAsiaTheme="minorEastAsia" w:hAnsiTheme="minorHAnsi"/>
+              <w:noProof/>
+            </w:rPr>
+          </w:pPr>
+          <w:hyperlink w:anchor="_Toc236083436" w:history="1">
+            <w:r>
+              <w:rPr>
+                <w:rStyle w:val="Hyperlink"/>
+                <w:noProof/>
+              </w:rPr>
+              <w:t>Location Services Workflow Activity</w:t>
+            </w:r>
+            <w:r>
+              <w:rPr>
+                <w:noProof/>
+                <w:webHidden/>
+              </w:rPr>
+              <w:tab/>
+            </w:r>
+            <w:r>
+              <w:rPr>
+                <w:noProof/>
+                <w:webHidden/>
+              </w:rPr>
+              <w:fldChar w:fldCharType="begin"/>
+            </w:r>
+            <w:r>
+              <w:rPr>
+                <w:noProof/>
+                <w:webHidden/>
+              </w:rPr>
+              <w:instrText xml:space="preserve"> PAGEREF _Toc236083436 \h </w:instrText>
+            </w:r>
+            <w:r>
+              <w:rPr>
+                <w:noProof/>
+                <w:webHidden/>
+              </w:rPr>
+            </w:r>
+            <w:r>
+              <w:rPr>
+                <w:noProof/>
+                <w:webHidden/>
+              </w:rPr>
+              <w:fldChar w:fldCharType="separate"/>
+            </w:r>
+            <w:r>
+              <w:rPr>
+                <w:noProof/>
+                <w:webHidden/>
+              </w:rPr>
+              <w:t>27</w:t>
+            </w:r>
+            <w:r>
+              <w:rPr>
+                <w:noProof/>
+                <w:webHidden/>
+              </w:rPr>
+              <w:fldChar w:fldCharType="end"/>
+            </w:r>
+          </w:hyperlink>
+        </w:p>
+        <w:p>
+          <w:pPr>
+            <w:pStyle w:val="TOC2"/>
+            <w:tabs>
+              <w:tab w:val="right" w:leader="dot" w:pos="9347"/>
+            </w:tabs>
+            <w:rPr>
+              <w:rFonts w:asciiTheme="minorHAnsi" w:eastAsiaTheme="minorEastAsia" w:hAnsiTheme="minorHAnsi"/>
+              <w:noProof/>
+            </w:rPr>
+          </w:pPr>
+          <w:hyperlink w:anchor="_Toc236083437" w:history="1">
+            <w:r>
+              <w:rPr>
+                <w:rStyle w:val="Hyperlink"/>
+                <w:noProof/>
+              </w:rPr>
+              <w:t>System Overview Activity Diagram (Customer Jurney)</w:t>
+            </w:r>
+            <w:r>
+              <w:rPr>
+                <w:noProof/>
+                <w:webHidden/>
+              </w:rPr>
+              <w:tab/>
+            </w:r>
+            <w:r>
+              <w:rPr>
+                <w:noProof/>
+                <w:webHidden/>
+              </w:rPr>
+              <w:fldChar w:fldCharType="begin"/>
+            </w:r>
+            <w:r>
+              <w:rPr>
+                <w:noProof/>
+                <w:webHidden/>
+              </w:rPr>
+              <w:instrText xml:space="preserve"> PAGEREF _Toc236083437 \h </w:instrText>
+            </w:r>
+            <w:r>
+              <w:rPr>
+                <w:noProof/>
+                <w:webHidden/>
+              </w:rPr>
+            </w:r>
+            <w:r>
+              <w:rPr>
+                <w:noProof/>
+                <w:webHidden/>
+              </w:rPr>
+              <w:fldChar w:fldCharType="separate"/>
+            </w:r>
+            <w:r>
+              <w:rPr>
+                <w:noProof/>
+                <w:webHidden/>
+              </w:rPr>
+              <w:t>28</w:t>
+            </w:r>
+            <w:r>
+              <w:rPr>
+                <w:noProof/>
+                <w:webHidden/>
+              </w:rPr>
+              <w:fldChar w:fldCharType="end"/>
+            </w:r>
+          </w:hyperlink>
+        </w:p>
+        <w:p>
+          <w:r>
+            <w:rPr>
+              <w:b/>
+              <w:bCs/>
+              <w:noProof/>
+            </w:rPr>
+            <w:fldChar w:fldCharType="end"/>
+          </w:r>
+        </w:p>
+      </w:sdtContent>
+    </w:sdt>
     <w:p>
       <w:pPr>
         <w:spacing w:line="278" w:lineRule="auto"/>
       </w:pPr>
-      <w:r>
-        <w:t>This chapter will present the specifications of the activity diagrams for the KriGo vehicle rental system. The activity diagrams are one of the behavioral diagrams that are part of the Unified Modeling Language (UML). They help in representing the workflow of the business processes and system operations. It represents the order of activities, control flows, decisions, parallel processes and interactions necessary for accomplishing the tasks within the system.</w:t>
-      </w:r>
     </w:p>
     <w:p>
       <w:pPr>
         <w:spacing w:line="278" w:lineRule="auto"/>
       </w:pPr>
       <w:r>
-        <w:t>Whereas use case diagrams provide an identification of the functional requirements and sequence diagrams depict the interactions among the system objects through time, the activity diagrams represent the procedure of operations execution starting from their beginning till the completion of the process. Activity diagrams allow visualizing collaboration of users and system components when executing the business processes. Therefore, they are helpful in understanding the system behavior, verification of the business logic and identifying the alternative execution paths.</w:t>
-      </w:r>
-    </w:p>
-    <w:p>
-      <w:pPr>
-        <w:spacing w:line="278" w:lineRule="auto"/>
-      </w:pPr>
-      <w:r>
-        <w:t>The activity diagrams presented in this chapter will cover the main workflow of the KriGo platform, including registration of customers, searching and selection of the vehicles, management of reservations, payment and review submissions, management of the fleet, management of branches and employees, verification of agencies, content moderation, dispute resolution, generation of AI recommendations, communication with the AI assistant, generation of analytics, and mobile application functionality, including quick booking and offline functionality. Moreover, an overview activity diagram will be presented illustrating the customer reservation process from the start till its completion with activity partitions (swimlanes) that involve various system participants.</w:t>
-      </w:r>
-    </w:p>
-    <w:p>
-      <w:pPr>
-        <w:spacing w:line="278" w:lineRule="auto"/>
-      </w:pPr>
-      <w:r>
-        <w:t>The activity diagrams described the sequence of activities of a certain business process and highlight the decision points, alternative flows, validation techniques and synchronization points that determine the system behavior. When needed, the activity partitions will be used in order to separate the roles of various actors and system components involved in the process.</w:t>
-      </w:r>
-    </w:p>
-    <w:p>
-      <w:pPr>
-        <w:spacing w:line="278" w:lineRule="auto"/>
-      </w:pPr>
-      <w:r>
-        <w:t>Activity diagrams serve as a crucial tool for the transition from the system requirements to the realization of the business processes. They help in visualization of operational workflows, verification of the business rules, process dependencies identification, and development, testing and maintenance of the KriGo system. With the help of activity diagrams, together with use case and sequence diagrams presented in previous chapters, we will build the full behavioral model of the system.</w:t>
-      </w:r>
-    </w:p>
-    <w:p>
-      <w:pPr>
-        <w:spacing w:line="278" w:lineRule="auto"/>
-      </w:pPr>
-      <w:r>
         <w:br w:type="page"/>
       </w:r>
     </w:p>
-    <w:bookmarkEnd w:id="0"/>
-    <w:p>
-      <w:pPr>
-        <w:pStyle w:val="Heading3"/>
-      </w:pPr>
-      <w:r>
-        <w:lastRenderedPageBreak/>
-        <w:t xml:space="preserve">1 - </w:t>
-      </w:r>
-      <w:r>
-        <w:t>Customer Registration Process Activity</w:t>
-      </w:r>
-    </w:p>
-    <w:p>
-      <w:r>
-        <w:t>The diagram of the Customer Registration Process shows the process of forming the new customer account in the KriGo platform. This activity diagram shows the order of actions that are taken by the customer and the system in the process of customer registration. The emphasis is put on the flow of control, decisions made, and validations required to make sure that only valid customer data is provided.</w:t>
-      </w:r>
-    </w:p>
-    <w:p>
-      <w:pPr>
+    <w:p>
+      <w:pPr>
+        <w:spacing w:line="360" w:lineRule="auto"/>
         <w:rPr>
           <w:b/>
           <w:bCs/>
@@ -115,6 +1285,1189 @@
           <w:b/>
           <w:bCs/>
         </w:rPr>
+        <w:lastRenderedPageBreak/>
+        <w:t>Figures</w:t>
+      </w:r>
+    </w:p>
+    <w:p>
+      <w:pPr>
+        <w:pStyle w:val="TableofFigures"/>
+        <w:tabs>
+          <w:tab w:val="right" w:leader="dot" w:pos="9347"/>
+        </w:tabs>
+        <w:spacing w:line="276" w:lineRule="auto"/>
+        <w:rPr>
+          <w:noProof/>
+        </w:rPr>
+      </w:pPr>
+      <w:r>
+        <w:rPr>
+          <w:b/>
+          <w:bCs/>
+        </w:rPr>
+        <w:fldChar w:fldCharType="begin"/>
+      </w:r>
+      <w:r>
+        <w:rPr>
+          <w:b/>
+          <w:bCs/>
+        </w:rPr>
+        <w:instrText xml:space="preserve"> TOC \h \z \c "Figure" </w:instrText>
+      </w:r>
+      <w:r>
+        <w:rPr>
+          <w:b/>
+          <w:bCs/>
+        </w:rPr>
+        <w:fldChar w:fldCharType="separate"/>
+      </w:r>
+      <w:hyperlink w:anchor="_Toc236083443" w:history="1">
+        <w:r>
+          <w:rPr>
+            <w:rStyle w:val="Hyperlink"/>
+            <w:noProof/>
+          </w:rPr>
+          <w:t>Figure 1 - Customer Registration Process Activity Diagram</w:t>
+        </w:r>
+        <w:r>
+          <w:rPr>
+            <w:noProof/>
+            <w:webHidden/>
+          </w:rPr>
+          <w:tab/>
+        </w:r>
+        <w:r>
+          <w:rPr>
+            <w:noProof/>
+            <w:webHidden/>
+          </w:rPr>
+          <w:fldChar w:fldCharType="begin"/>
+        </w:r>
+        <w:r>
+          <w:rPr>
+            <w:noProof/>
+            <w:webHidden/>
+          </w:rPr>
+          <w:instrText xml:space="preserve"> PAGEREF _Toc236083443 \h </w:instrText>
+        </w:r>
+        <w:r>
+          <w:rPr>
+            <w:noProof/>
+            <w:webHidden/>
+          </w:rPr>
+        </w:r>
+        <w:r>
+          <w:rPr>
+            <w:noProof/>
+            <w:webHidden/>
+          </w:rPr>
+          <w:fldChar w:fldCharType="separate"/>
+        </w:r>
+        <w:r>
+          <w:rPr>
+            <w:noProof/>
+            <w:webHidden/>
+          </w:rPr>
+          <w:t>3</w:t>
+        </w:r>
+        <w:r>
+          <w:rPr>
+            <w:noProof/>
+            <w:webHidden/>
+          </w:rPr>
+          <w:fldChar w:fldCharType="end"/>
+        </w:r>
+      </w:hyperlink>
+    </w:p>
+    <w:p>
+      <w:pPr>
+        <w:pStyle w:val="TableofFigures"/>
+        <w:tabs>
+          <w:tab w:val="right" w:leader="dot" w:pos="9347"/>
+        </w:tabs>
+        <w:spacing w:line="276" w:lineRule="auto"/>
+        <w:rPr>
+          <w:noProof/>
+        </w:rPr>
+      </w:pPr>
+      <w:hyperlink w:anchor="_Toc236083444" w:history="1">
+        <w:r>
+          <w:rPr>
+            <w:rStyle w:val="Hyperlink"/>
+            <w:noProof/>
+          </w:rPr>
+          <w:t>Figure 2 - Vehicle Search &amp; Selection Activity Diagram</w:t>
+        </w:r>
+        <w:r>
+          <w:rPr>
+            <w:noProof/>
+            <w:webHidden/>
+          </w:rPr>
+          <w:tab/>
+        </w:r>
+        <w:r>
+          <w:rPr>
+            <w:noProof/>
+            <w:webHidden/>
+          </w:rPr>
+          <w:fldChar w:fldCharType="begin"/>
+        </w:r>
+        <w:r>
+          <w:rPr>
+            <w:noProof/>
+            <w:webHidden/>
+          </w:rPr>
+          <w:instrText xml:space="preserve"> PAGEREF _Toc236083444 \h </w:instrText>
+        </w:r>
+        <w:r>
+          <w:rPr>
+            <w:noProof/>
+            <w:webHidden/>
+          </w:rPr>
+        </w:r>
+        <w:r>
+          <w:rPr>
+            <w:noProof/>
+            <w:webHidden/>
+          </w:rPr>
+          <w:fldChar w:fldCharType="separate"/>
+        </w:r>
+        <w:r>
+          <w:rPr>
+            <w:noProof/>
+            <w:webHidden/>
+          </w:rPr>
+          <w:t>5</w:t>
+        </w:r>
+        <w:r>
+          <w:rPr>
+            <w:noProof/>
+            <w:webHidden/>
+          </w:rPr>
+          <w:fldChar w:fldCharType="end"/>
+        </w:r>
+      </w:hyperlink>
+    </w:p>
+    <w:p>
+      <w:pPr>
+        <w:pStyle w:val="TableofFigures"/>
+        <w:tabs>
+          <w:tab w:val="right" w:leader="dot" w:pos="9347"/>
+        </w:tabs>
+        <w:spacing w:line="276" w:lineRule="auto"/>
+        <w:rPr>
+          <w:noProof/>
+        </w:rPr>
+      </w:pPr>
+      <w:hyperlink w:anchor="_Toc236083445" w:history="1">
+        <w:r>
+          <w:rPr>
+            <w:rStyle w:val="Hyperlink"/>
+            <w:noProof/>
+          </w:rPr>
+          <w:t>Figure 3 - Reservation Workflow Activity Diagram</w:t>
+        </w:r>
+        <w:r>
+          <w:rPr>
+            <w:noProof/>
+            <w:webHidden/>
+          </w:rPr>
+          <w:tab/>
+        </w:r>
+        <w:r>
+          <w:rPr>
+            <w:noProof/>
+            <w:webHidden/>
+          </w:rPr>
+          <w:fldChar w:fldCharType="begin"/>
+        </w:r>
+        <w:r>
+          <w:rPr>
+            <w:noProof/>
+            <w:webHidden/>
+          </w:rPr>
+          <w:instrText xml:space="preserve"> PAGEREF _Toc236083445 \h </w:instrText>
+        </w:r>
+        <w:r>
+          <w:rPr>
+            <w:noProof/>
+            <w:webHidden/>
+          </w:rPr>
+        </w:r>
+        <w:r>
+          <w:rPr>
+            <w:noProof/>
+            <w:webHidden/>
+          </w:rPr>
+          <w:fldChar w:fldCharType="separate"/>
+        </w:r>
+        <w:r>
+          <w:rPr>
+            <w:noProof/>
+            <w:webHidden/>
+          </w:rPr>
+          <w:t>7</w:t>
+        </w:r>
+        <w:r>
+          <w:rPr>
+            <w:noProof/>
+            <w:webHidden/>
+          </w:rPr>
+          <w:fldChar w:fldCharType="end"/>
+        </w:r>
+      </w:hyperlink>
+    </w:p>
+    <w:p>
+      <w:pPr>
+        <w:pStyle w:val="TableofFigures"/>
+        <w:tabs>
+          <w:tab w:val="right" w:leader="dot" w:pos="9347"/>
+        </w:tabs>
+        <w:spacing w:line="276" w:lineRule="auto"/>
+        <w:rPr>
+          <w:noProof/>
+        </w:rPr>
+      </w:pPr>
+      <w:hyperlink w:anchor="_Toc236083446" w:history="1">
+        <w:r>
+          <w:rPr>
+            <w:rStyle w:val="Hyperlink"/>
+            <w:noProof/>
+          </w:rPr>
+          <w:t>Figure 4 - Payment &amp; Review Submission Activity Diagram</w:t>
+        </w:r>
+        <w:r>
+          <w:rPr>
+            <w:noProof/>
+            <w:webHidden/>
+          </w:rPr>
+          <w:tab/>
+        </w:r>
+        <w:r>
+          <w:rPr>
+            <w:noProof/>
+            <w:webHidden/>
+          </w:rPr>
+          <w:fldChar w:fldCharType="begin"/>
+        </w:r>
+        <w:r>
+          <w:rPr>
+            <w:noProof/>
+            <w:webHidden/>
+          </w:rPr>
+          <w:instrText xml:space="preserve"> PAGEREF _Toc236083446 \h </w:instrText>
+        </w:r>
+        <w:r>
+          <w:rPr>
+            <w:noProof/>
+            <w:webHidden/>
+          </w:rPr>
+        </w:r>
+        <w:r>
+          <w:rPr>
+            <w:noProof/>
+            <w:webHidden/>
+          </w:rPr>
+          <w:fldChar w:fldCharType="separate"/>
+        </w:r>
+        <w:r>
+          <w:rPr>
+            <w:noProof/>
+            <w:webHidden/>
+          </w:rPr>
+          <w:t>10</w:t>
+        </w:r>
+        <w:r>
+          <w:rPr>
+            <w:noProof/>
+            <w:webHidden/>
+          </w:rPr>
+          <w:fldChar w:fldCharType="end"/>
+        </w:r>
+      </w:hyperlink>
+    </w:p>
+    <w:p>
+      <w:pPr>
+        <w:pStyle w:val="TableofFigures"/>
+        <w:tabs>
+          <w:tab w:val="right" w:leader="dot" w:pos="9347"/>
+        </w:tabs>
+        <w:spacing w:line="276" w:lineRule="auto"/>
+        <w:rPr>
+          <w:noProof/>
+        </w:rPr>
+      </w:pPr>
+      <w:hyperlink w:anchor="_Toc236083447" w:history="1">
+        <w:r>
+          <w:rPr>
+            <w:rStyle w:val="Hyperlink"/>
+            <w:noProof/>
+          </w:rPr>
+          <w:t>Figure 5 - Fleet Management Workflow Activity Diagram</w:t>
+        </w:r>
+        <w:r>
+          <w:rPr>
+            <w:noProof/>
+            <w:webHidden/>
+          </w:rPr>
+          <w:tab/>
+        </w:r>
+        <w:r>
+          <w:rPr>
+            <w:noProof/>
+            <w:webHidden/>
+          </w:rPr>
+          <w:fldChar w:fldCharType="begin"/>
+        </w:r>
+        <w:r>
+          <w:rPr>
+            <w:noProof/>
+            <w:webHidden/>
+          </w:rPr>
+          <w:instrText xml:space="preserve"> PAGEREF _Toc236083447 \h </w:instrText>
+        </w:r>
+        <w:r>
+          <w:rPr>
+            <w:noProof/>
+            <w:webHidden/>
+          </w:rPr>
+        </w:r>
+        <w:r>
+          <w:rPr>
+            <w:noProof/>
+            <w:webHidden/>
+          </w:rPr>
+          <w:fldChar w:fldCharType="separate"/>
+        </w:r>
+        <w:r>
+          <w:rPr>
+            <w:noProof/>
+            <w:webHidden/>
+          </w:rPr>
+          <w:t>12</w:t>
+        </w:r>
+        <w:r>
+          <w:rPr>
+            <w:noProof/>
+            <w:webHidden/>
+          </w:rPr>
+          <w:fldChar w:fldCharType="end"/>
+        </w:r>
+      </w:hyperlink>
+    </w:p>
+    <w:p>
+      <w:pPr>
+        <w:pStyle w:val="TableofFigures"/>
+        <w:tabs>
+          <w:tab w:val="right" w:leader="dot" w:pos="9347"/>
+        </w:tabs>
+        <w:spacing w:line="276" w:lineRule="auto"/>
+        <w:rPr>
+          <w:noProof/>
+        </w:rPr>
+      </w:pPr>
+      <w:hyperlink w:anchor="_Toc236083448" w:history="1">
+        <w:r>
+          <w:rPr>
+            <w:rStyle w:val="Hyperlink"/>
+            <w:noProof/>
+          </w:rPr>
+          <w:t>Figure 6 - Branch &amp; Employee Management Workflow Activity Diagram</w:t>
+        </w:r>
+        <w:r>
+          <w:rPr>
+            <w:noProof/>
+            <w:webHidden/>
+          </w:rPr>
+          <w:tab/>
+        </w:r>
+        <w:r>
+          <w:rPr>
+            <w:noProof/>
+            <w:webHidden/>
+          </w:rPr>
+          <w:fldChar w:fldCharType="begin"/>
+        </w:r>
+        <w:r>
+          <w:rPr>
+            <w:noProof/>
+            <w:webHidden/>
+          </w:rPr>
+          <w:instrText xml:space="preserve"> PAGEREF _Toc236083448 \h </w:instrText>
+        </w:r>
+        <w:r>
+          <w:rPr>
+            <w:noProof/>
+            <w:webHidden/>
+          </w:rPr>
+        </w:r>
+        <w:r>
+          <w:rPr>
+            <w:noProof/>
+            <w:webHidden/>
+          </w:rPr>
+          <w:fldChar w:fldCharType="separate"/>
+        </w:r>
+        <w:r>
+          <w:rPr>
+            <w:noProof/>
+            <w:webHidden/>
+          </w:rPr>
+          <w:t>14</w:t>
+        </w:r>
+        <w:r>
+          <w:rPr>
+            <w:noProof/>
+            <w:webHidden/>
+          </w:rPr>
+          <w:fldChar w:fldCharType="end"/>
+        </w:r>
+      </w:hyperlink>
+    </w:p>
+    <w:p>
+      <w:pPr>
+        <w:pStyle w:val="TableofFigures"/>
+        <w:tabs>
+          <w:tab w:val="right" w:leader="dot" w:pos="9347"/>
+        </w:tabs>
+        <w:spacing w:line="276" w:lineRule="auto"/>
+        <w:rPr>
+          <w:noProof/>
+        </w:rPr>
+      </w:pPr>
+      <w:hyperlink w:anchor="_Toc236083449" w:history="1">
+        <w:r>
+          <w:rPr>
+            <w:rStyle w:val="Hyperlink"/>
+            <w:noProof/>
+          </w:rPr>
+          <w:t>Figure 7 - Agency Verification Workflow Activity Diagram</w:t>
+        </w:r>
+        <w:r>
+          <w:rPr>
+            <w:noProof/>
+            <w:webHidden/>
+          </w:rPr>
+          <w:tab/>
+        </w:r>
+        <w:r>
+          <w:rPr>
+            <w:noProof/>
+            <w:webHidden/>
+          </w:rPr>
+          <w:fldChar w:fldCharType="begin"/>
+        </w:r>
+        <w:r>
+          <w:rPr>
+            <w:noProof/>
+            <w:webHidden/>
+          </w:rPr>
+          <w:instrText xml:space="preserve"> PAGEREF _Toc236083449 \h </w:instrText>
+        </w:r>
+        <w:r>
+          <w:rPr>
+            <w:noProof/>
+            <w:webHidden/>
+          </w:rPr>
+        </w:r>
+        <w:r>
+          <w:rPr>
+            <w:noProof/>
+            <w:webHidden/>
+          </w:rPr>
+          <w:fldChar w:fldCharType="separate"/>
+        </w:r>
+        <w:r>
+          <w:rPr>
+            <w:noProof/>
+            <w:webHidden/>
+          </w:rPr>
+          <w:t>16</w:t>
+        </w:r>
+        <w:r>
+          <w:rPr>
+            <w:noProof/>
+            <w:webHidden/>
+          </w:rPr>
+          <w:fldChar w:fldCharType="end"/>
+        </w:r>
+      </w:hyperlink>
+    </w:p>
+    <w:p>
+      <w:pPr>
+        <w:pStyle w:val="TableofFigures"/>
+        <w:tabs>
+          <w:tab w:val="right" w:leader="dot" w:pos="9347"/>
+        </w:tabs>
+        <w:spacing w:line="276" w:lineRule="auto"/>
+        <w:rPr>
+          <w:noProof/>
+        </w:rPr>
+      </w:pPr>
+      <w:hyperlink w:anchor="_Toc236083450" w:history="1">
+        <w:r>
+          <w:rPr>
+            <w:rStyle w:val="Hyperlink"/>
+            <w:noProof/>
+          </w:rPr>
+          <w:t>Figure 8 - Content Moderation Workflow Activity Diagram</w:t>
+        </w:r>
+        <w:r>
+          <w:rPr>
+            <w:noProof/>
+            <w:webHidden/>
+          </w:rPr>
+          <w:tab/>
+        </w:r>
+        <w:r>
+          <w:rPr>
+            <w:noProof/>
+            <w:webHidden/>
+          </w:rPr>
+          <w:fldChar w:fldCharType="begin"/>
+        </w:r>
+        <w:r>
+          <w:rPr>
+            <w:noProof/>
+            <w:webHidden/>
+          </w:rPr>
+          <w:instrText xml:space="preserve"> PAGEREF _Toc236083450 \h </w:instrText>
+        </w:r>
+        <w:r>
+          <w:rPr>
+            <w:noProof/>
+            <w:webHidden/>
+          </w:rPr>
+        </w:r>
+        <w:r>
+          <w:rPr>
+            <w:noProof/>
+            <w:webHidden/>
+          </w:rPr>
+          <w:fldChar w:fldCharType="separate"/>
+        </w:r>
+        <w:r>
+          <w:rPr>
+            <w:noProof/>
+            <w:webHidden/>
+          </w:rPr>
+          <w:t>18</w:t>
+        </w:r>
+        <w:r>
+          <w:rPr>
+            <w:noProof/>
+            <w:webHidden/>
+          </w:rPr>
+          <w:fldChar w:fldCharType="end"/>
+        </w:r>
+      </w:hyperlink>
+    </w:p>
+    <w:p>
+      <w:pPr>
+        <w:pStyle w:val="TableofFigures"/>
+        <w:tabs>
+          <w:tab w:val="right" w:leader="dot" w:pos="9347"/>
+        </w:tabs>
+        <w:spacing w:line="276" w:lineRule="auto"/>
+        <w:rPr>
+          <w:noProof/>
+        </w:rPr>
+      </w:pPr>
+      <w:hyperlink w:anchor="_Toc236083451" w:history="1">
+        <w:r>
+          <w:rPr>
+            <w:rStyle w:val="Hyperlink"/>
+            <w:noProof/>
+          </w:rPr>
+          <w:t>Figure 9 - Dispute Resolution Workflow Activity Diagram</w:t>
+        </w:r>
+        <w:r>
+          <w:rPr>
+            <w:noProof/>
+            <w:webHidden/>
+          </w:rPr>
+          <w:tab/>
+        </w:r>
+        <w:r>
+          <w:rPr>
+            <w:noProof/>
+            <w:webHidden/>
+          </w:rPr>
+          <w:fldChar w:fldCharType="begin"/>
+        </w:r>
+        <w:r>
+          <w:rPr>
+            <w:noProof/>
+            <w:webHidden/>
+          </w:rPr>
+          <w:instrText xml:space="preserve"> PAGEREF _Toc236083451 \h </w:instrText>
+        </w:r>
+        <w:r>
+          <w:rPr>
+            <w:noProof/>
+            <w:webHidden/>
+          </w:rPr>
+        </w:r>
+        <w:r>
+          <w:rPr>
+            <w:noProof/>
+            <w:webHidden/>
+          </w:rPr>
+          <w:fldChar w:fldCharType="separate"/>
+        </w:r>
+        <w:r>
+          <w:rPr>
+            <w:noProof/>
+            <w:webHidden/>
+          </w:rPr>
+          <w:t>20</w:t>
+        </w:r>
+        <w:r>
+          <w:rPr>
+            <w:noProof/>
+            <w:webHidden/>
+          </w:rPr>
+          <w:fldChar w:fldCharType="end"/>
+        </w:r>
+      </w:hyperlink>
+    </w:p>
+    <w:p>
+      <w:pPr>
+        <w:pStyle w:val="TableofFigures"/>
+        <w:tabs>
+          <w:tab w:val="right" w:leader="dot" w:pos="9347"/>
+        </w:tabs>
+        <w:spacing w:line="276" w:lineRule="auto"/>
+        <w:rPr>
+          <w:noProof/>
+        </w:rPr>
+      </w:pPr>
+      <w:hyperlink w:anchor="_Toc236083452" w:history="1">
+        <w:r>
+          <w:rPr>
+            <w:rStyle w:val="Hyperlink"/>
+            <w:noProof/>
+          </w:rPr>
+          <w:t>Figure 10 - Recommendation Workflow Activity Diagram</w:t>
+        </w:r>
+        <w:r>
+          <w:rPr>
+            <w:noProof/>
+            <w:webHidden/>
+          </w:rPr>
+          <w:tab/>
+        </w:r>
+        <w:r>
+          <w:rPr>
+            <w:noProof/>
+            <w:webHidden/>
+          </w:rPr>
+          <w:fldChar w:fldCharType="begin"/>
+        </w:r>
+        <w:r>
+          <w:rPr>
+            <w:noProof/>
+            <w:webHidden/>
+          </w:rPr>
+          <w:instrText xml:space="preserve"> PAGEREF _Toc236083452 \h </w:instrText>
+        </w:r>
+        <w:r>
+          <w:rPr>
+            <w:noProof/>
+            <w:webHidden/>
+          </w:rPr>
+        </w:r>
+        <w:r>
+          <w:rPr>
+            <w:noProof/>
+            <w:webHidden/>
+          </w:rPr>
+          <w:fldChar w:fldCharType="separate"/>
+        </w:r>
+        <w:r>
+          <w:rPr>
+            <w:noProof/>
+            <w:webHidden/>
+          </w:rPr>
+          <w:t>21</w:t>
+        </w:r>
+        <w:r>
+          <w:rPr>
+            <w:noProof/>
+            <w:webHidden/>
+          </w:rPr>
+          <w:fldChar w:fldCharType="end"/>
+        </w:r>
+      </w:hyperlink>
+    </w:p>
+    <w:p>
+      <w:pPr>
+        <w:pStyle w:val="TableofFigures"/>
+        <w:tabs>
+          <w:tab w:val="right" w:leader="dot" w:pos="9347"/>
+        </w:tabs>
+        <w:spacing w:line="276" w:lineRule="auto"/>
+        <w:rPr>
+          <w:noProof/>
+        </w:rPr>
+      </w:pPr>
+      <w:hyperlink w:anchor="_Toc236083453" w:history="1">
+        <w:r>
+          <w:rPr>
+            <w:rStyle w:val="Hyperlink"/>
+            <w:noProof/>
+          </w:rPr>
+          <w:t>Figure 11 - AI Assistant Workflow Activity Diagram</w:t>
+        </w:r>
+        <w:r>
+          <w:rPr>
+            <w:noProof/>
+            <w:webHidden/>
+          </w:rPr>
+          <w:tab/>
+        </w:r>
+        <w:r>
+          <w:rPr>
+            <w:noProof/>
+            <w:webHidden/>
+          </w:rPr>
+          <w:fldChar w:fldCharType="begin"/>
+        </w:r>
+        <w:r>
+          <w:rPr>
+            <w:noProof/>
+            <w:webHidden/>
+          </w:rPr>
+          <w:instrText xml:space="preserve"> PAGEREF _Toc236083453 \h </w:instrText>
+        </w:r>
+        <w:r>
+          <w:rPr>
+            <w:noProof/>
+            <w:webHidden/>
+          </w:rPr>
+        </w:r>
+        <w:r>
+          <w:rPr>
+            <w:noProof/>
+            <w:webHidden/>
+          </w:rPr>
+          <w:fldChar w:fldCharType="separate"/>
+        </w:r>
+        <w:r>
+          <w:rPr>
+            <w:noProof/>
+            <w:webHidden/>
+          </w:rPr>
+          <w:t>22</w:t>
+        </w:r>
+        <w:r>
+          <w:rPr>
+            <w:noProof/>
+            <w:webHidden/>
+          </w:rPr>
+          <w:fldChar w:fldCharType="end"/>
+        </w:r>
+      </w:hyperlink>
+    </w:p>
+    <w:p>
+      <w:pPr>
+        <w:pStyle w:val="TableofFigures"/>
+        <w:tabs>
+          <w:tab w:val="right" w:leader="dot" w:pos="9347"/>
+        </w:tabs>
+        <w:spacing w:line="276" w:lineRule="auto"/>
+        <w:rPr>
+          <w:noProof/>
+        </w:rPr>
+      </w:pPr>
+      <w:hyperlink w:anchor="_Toc236083454" w:history="1">
+        <w:r>
+          <w:rPr>
+            <w:rStyle w:val="Hyperlink"/>
+            <w:noProof/>
+          </w:rPr>
+          <w:t>Figure 12 - AI Analytics Generation Workflow Activity Diagram</w:t>
+        </w:r>
+        <w:r>
+          <w:rPr>
+            <w:noProof/>
+            <w:webHidden/>
+          </w:rPr>
+          <w:tab/>
+        </w:r>
+        <w:r>
+          <w:rPr>
+            <w:noProof/>
+            <w:webHidden/>
+          </w:rPr>
+          <w:fldChar w:fldCharType="begin"/>
+        </w:r>
+        <w:r>
+          <w:rPr>
+            <w:noProof/>
+            <w:webHidden/>
+          </w:rPr>
+          <w:instrText xml:space="preserve"> PAGEREF _Toc236083454 \h </w:instrText>
+        </w:r>
+        <w:r>
+          <w:rPr>
+            <w:noProof/>
+            <w:webHidden/>
+          </w:rPr>
+        </w:r>
+        <w:r>
+          <w:rPr>
+            <w:noProof/>
+            <w:webHidden/>
+          </w:rPr>
+          <w:fldChar w:fldCharType="separate"/>
+        </w:r>
+        <w:r>
+          <w:rPr>
+            <w:noProof/>
+            <w:webHidden/>
+          </w:rPr>
+          <w:t>23</w:t>
+        </w:r>
+        <w:r>
+          <w:rPr>
+            <w:noProof/>
+            <w:webHidden/>
+          </w:rPr>
+          <w:fldChar w:fldCharType="end"/>
+        </w:r>
+      </w:hyperlink>
+    </w:p>
+    <w:p>
+      <w:pPr>
+        <w:pStyle w:val="TableofFigures"/>
+        <w:tabs>
+          <w:tab w:val="right" w:leader="dot" w:pos="9347"/>
+        </w:tabs>
+        <w:spacing w:line="276" w:lineRule="auto"/>
+        <w:rPr>
+          <w:noProof/>
+        </w:rPr>
+      </w:pPr>
+      <w:hyperlink w:anchor="_Toc236083455" w:history="1">
+        <w:r>
+          <w:rPr>
+            <w:rStyle w:val="Hyperlink"/>
+            <w:noProof/>
+          </w:rPr>
+          <w:t>Figure 13 - Quick Booking Workflow Activity Diagram</w:t>
+        </w:r>
+        <w:r>
+          <w:rPr>
+            <w:noProof/>
+            <w:webHidden/>
+          </w:rPr>
+          <w:tab/>
+        </w:r>
+        <w:r>
+          <w:rPr>
+            <w:noProof/>
+            <w:webHidden/>
+          </w:rPr>
+          <w:fldChar w:fldCharType="begin"/>
+        </w:r>
+        <w:r>
+          <w:rPr>
+            <w:noProof/>
+            <w:webHidden/>
+          </w:rPr>
+          <w:instrText xml:space="preserve"> PAGEREF _Toc236083455 \h </w:instrText>
+        </w:r>
+        <w:r>
+          <w:rPr>
+            <w:noProof/>
+            <w:webHidden/>
+          </w:rPr>
+        </w:r>
+        <w:r>
+          <w:rPr>
+            <w:noProof/>
+            <w:webHidden/>
+          </w:rPr>
+          <w:fldChar w:fldCharType="separate"/>
+        </w:r>
+        <w:r>
+          <w:rPr>
+            <w:noProof/>
+            <w:webHidden/>
+          </w:rPr>
+          <w:t>24</w:t>
+        </w:r>
+        <w:r>
+          <w:rPr>
+            <w:noProof/>
+            <w:webHidden/>
+          </w:rPr>
+          <w:fldChar w:fldCharType="end"/>
+        </w:r>
+      </w:hyperlink>
+    </w:p>
+    <w:p>
+      <w:pPr>
+        <w:pStyle w:val="TableofFigures"/>
+        <w:tabs>
+          <w:tab w:val="right" w:leader="dot" w:pos="9347"/>
+        </w:tabs>
+        <w:spacing w:line="276" w:lineRule="auto"/>
+        <w:rPr>
+          <w:noProof/>
+        </w:rPr>
+      </w:pPr>
+      <w:hyperlink w:anchor="_Toc236083456" w:history="1">
+        <w:r>
+          <w:rPr>
+            <w:rStyle w:val="Hyperlink"/>
+            <w:noProof/>
+          </w:rPr>
+          <w:t>Figure 14 - Offline Access Workflow Activity Diagram</w:t>
+        </w:r>
+        <w:r>
+          <w:rPr>
+            <w:noProof/>
+            <w:webHidden/>
+          </w:rPr>
+          <w:tab/>
+        </w:r>
+        <w:r>
+          <w:rPr>
+            <w:noProof/>
+            <w:webHidden/>
+          </w:rPr>
+          <w:fldChar w:fldCharType="begin"/>
+        </w:r>
+        <w:r>
+          <w:rPr>
+            <w:noProof/>
+            <w:webHidden/>
+          </w:rPr>
+          <w:instrText xml:space="preserve"> PAGEREF _Toc236083456 \h </w:instrText>
+        </w:r>
+        <w:r>
+          <w:rPr>
+            <w:noProof/>
+            <w:webHidden/>
+          </w:rPr>
+        </w:r>
+        <w:r>
+          <w:rPr>
+            <w:noProof/>
+            <w:webHidden/>
+          </w:rPr>
+          <w:fldChar w:fldCharType="separate"/>
+        </w:r>
+        <w:r>
+          <w:rPr>
+            <w:noProof/>
+            <w:webHidden/>
+          </w:rPr>
+          <w:t>26</w:t>
+        </w:r>
+        <w:r>
+          <w:rPr>
+            <w:noProof/>
+            <w:webHidden/>
+          </w:rPr>
+          <w:fldChar w:fldCharType="end"/>
+        </w:r>
+      </w:hyperlink>
+    </w:p>
+    <w:p>
+      <w:pPr>
+        <w:pStyle w:val="TableofFigures"/>
+        <w:tabs>
+          <w:tab w:val="right" w:leader="dot" w:pos="9347"/>
+        </w:tabs>
+        <w:spacing w:line="276" w:lineRule="auto"/>
+        <w:rPr>
+          <w:noProof/>
+        </w:rPr>
+      </w:pPr>
+      <w:hyperlink w:anchor="_Toc236083457" w:history="1">
+        <w:r>
+          <w:rPr>
+            <w:rStyle w:val="Hyperlink"/>
+            <w:noProof/>
+          </w:rPr>
+          <w:t>Figure 15 - Location Services Workflow Activity Diagram</w:t>
+        </w:r>
+        <w:r>
+          <w:rPr>
+            <w:noProof/>
+            <w:webHidden/>
+          </w:rPr>
+          <w:tab/>
+        </w:r>
+        <w:r>
+          <w:rPr>
+            <w:noProof/>
+            <w:webHidden/>
+          </w:rPr>
+          <w:fldChar w:fldCharType="begin"/>
+        </w:r>
+        <w:r>
+          <w:rPr>
+            <w:noProof/>
+            <w:webHidden/>
+          </w:rPr>
+          <w:instrText xml:space="preserve"> PAGEREF _Toc236083457 \h </w:instrText>
+        </w:r>
+        <w:r>
+          <w:rPr>
+            <w:noProof/>
+            <w:webHidden/>
+          </w:rPr>
+        </w:r>
+        <w:r>
+          <w:rPr>
+            <w:noProof/>
+            <w:webHidden/>
+          </w:rPr>
+          <w:fldChar w:fldCharType="separate"/>
+        </w:r>
+        <w:r>
+          <w:rPr>
+            <w:noProof/>
+            <w:webHidden/>
+          </w:rPr>
+          <w:t>27</w:t>
+        </w:r>
+        <w:r>
+          <w:rPr>
+            <w:noProof/>
+            <w:webHidden/>
+          </w:rPr>
+          <w:fldChar w:fldCharType="end"/>
+        </w:r>
+      </w:hyperlink>
+    </w:p>
+    <w:p>
+      <w:pPr>
+        <w:pStyle w:val="TableofFigures"/>
+        <w:tabs>
+          <w:tab w:val="right" w:leader="dot" w:pos="9347"/>
+        </w:tabs>
+        <w:spacing w:line="276" w:lineRule="auto"/>
+        <w:rPr>
+          <w:noProof/>
+        </w:rPr>
+      </w:pPr>
+      <w:hyperlink w:anchor="_Toc236083458" w:history="1">
+        <w:r>
+          <w:rPr>
+            <w:rStyle w:val="Hyperlink"/>
+            <w:noProof/>
+          </w:rPr>
+          <w:t>Figure 16 - System Overview Activity Diagram</w:t>
+        </w:r>
+        <w:r>
+          <w:rPr>
+            <w:noProof/>
+            <w:webHidden/>
+          </w:rPr>
+          <w:tab/>
+        </w:r>
+        <w:r>
+          <w:rPr>
+            <w:noProof/>
+            <w:webHidden/>
+          </w:rPr>
+          <w:fldChar w:fldCharType="begin"/>
+        </w:r>
+        <w:r>
+          <w:rPr>
+            <w:noProof/>
+            <w:webHidden/>
+          </w:rPr>
+          <w:instrText xml:space="preserve"> PAGEREF _Toc236083458 \h </w:instrText>
+        </w:r>
+        <w:r>
+          <w:rPr>
+            <w:noProof/>
+            <w:webHidden/>
+          </w:rPr>
+        </w:r>
+        <w:r>
+          <w:rPr>
+            <w:noProof/>
+            <w:webHidden/>
+          </w:rPr>
+          <w:fldChar w:fldCharType="separate"/>
+        </w:r>
+        <w:r>
+          <w:rPr>
+            <w:noProof/>
+            <w:webHidden/>
+          </w:rPr>
+          <w:t>28</w:t>
+        </w:r>
+        <w:r>
+          <w:rPr>
+            <w:noProof/>
+            <w:webHidden/>
+          </w:rPr>
+          <w:fldChar w:fldCharType="end"/>
+        </w:r>
+      </w:hyperlink>
+    </w:p>
+    <w:p>
+      <w:pPr>
+        <w:spacing w:line="276" w:lineRule="auto"/>
+        <w:rPr>
+          <w:b/>
+          <w:bCs/>
+        </w:rPr>
+      </w:pPr>
+      <w:r>
+        <w:rPr>
+          <w:b/>
+          <w:bCs/>
+        </w:rPr>
+        <w:fldChar w:fldCharType="end"/>
+      </w:r>
+    </w:p>
+    <w:p>
+      <w:pPr>
+        <w:spacing w:line="278" w:lineRule="auto"/>
+      </w:pPr>
+    </w:p>
+    <w:p>
+      <w:pPr>
+        <w:spacing w:line="278" w:lineRule="auto"/>
+        <w:sectPr>
+          <w:pgSz w:w="11906" w:h="16838" w:code="9"/>
+          <w:pgMar w:top="1411" w:right="850" w:bottom="1411" w:left="1699" w:header="720" w:footer="288" w:gutter="0"/>
+          <w:cols w:space="720"/>
+          <w:docGrid w:linePitch="360"/>
+        </w:sectPr>
+      </w:pPr>
+    </w:p>
+    <w:p>
+      <w:pPr>
+        <w:pStyle w:val="Heading2"/>
+      </w:pPr>
+      <w:bookmarkStart w:id="1" w:name="_Toc236083422"/>
+      <w:bookmarkEnd w:id="0"/>
+      <w:r>
+        <w:lastRenderedPageBreak/>
+        <w:t>Customer Registration Process Activity</w:t>
+      </w:r>
+      <w:bookmarkEnd w:id="1"/>
+    </w:p>
+    <w:p>
+      <w:r>
+        <w:t>The diagram of the Customer Registration Process shows the process of forming the new customer account in the KriGo platform. This activity diagram shows the order of actions that are taken by the customer and the system in the process of customer registration. The emphasis is put on the flow of control, decisions made, and validations required to make sure that only valid customer data is provided.</w:t>
+      </w:r>
+    </w:p>
+    <w:p>
+      <w:pPr>
+        <w:pStyle w:val="Title"/>
+      </w:pPr>
+      <w:r>
         <w:t>Workflow Description</w:t>
       </w:r>
     </w:p>
@@ -301,16 +2654,9 @@
     </w:p>
     <w:p>
       <w:pPr>
-        <w:rPr>
-          <w:b/>
-          <w:bCs/>
-        </w:rPr>
-      </w:pPr>
-      <w:r>
-        <w:rPr>
-          <w:b/>
-          <w:bCs/>
-        </w:rPr>
+        <w:pStyle w:val="Title"/>
+      </w:pPr>
+      <w:r>
         <w:lastRenderedPageBreak/>
         <w:t>Decision Points</w:t>
       </w:r>
@@ -522,16 +2868,9 @@
     </w:p>
     <w:p>
       <w:pPr>
-        <w:rPr>
-          <w:b/>
-          <w:bCs/>
-        </w:rPr>
-      </w:pPr>
-      <w:r>
-        <w:rPr>
-          <w:b/>
-          <w:bCs/>
-        </w:rPr>
+        <w:pStyle w:val="Title"/>
+      </w:pPr>
+      <w:r>
         <w:lastRenderedPageBreak/>
         <w:t>Conclusion</w:t>
       </w:r>
@@ -603,33 +2942,25 @@
       <w:pPr>
         <w:pStyle w:val="Caption"/>
       </w:pPr>
+      <w:bookmarkStart w:id="2" w:name="_Toc236083443"/>
       <w:r>
         <w:t xml:space="preserve">Figure </w:t>
       </w:r>
-      <w:r>
-        <w:fldChar w:fldCharType="begin"/>
-      </w:r>
-      <w:r>
-        <w:instrText xml:space="preserve"> SEQ Figure \* ARABIC </w:instrText>
-      </w:r>
-      <w:r>
-        <w:fldChar w:fldCharType="separate"/>
-      </w:r>
-      <w:r>
-        <w:rPr>
-          <w:noProof/>
-        </w:rPr>
-        <w:t>1</w:t>
-      </w:r>
-      <w:r>
-        <w:fldChar w:fldCharType="end"/>
-      </w:r>
+      <w:fldSimple w:instr=" SEQ Figure \* ARABIC ">
+        <w:r>
+          <w:rPr>
+            <w:noProof/>
+          </w:rPr>
+          <w:t>1</w:t>
+        </w:r>
+      </w:fldSimple>
       <w:r>
         <w:t xml:space="preserve"> - </w:t>
       </w:r>
       <w:r>
         <w:t>Customer Registration Process Activity Diagram</w:t>
       </w:r>
+      <w:bookmarkEnd w:id="2"/>
     </w:p>
     <w:p>
       <w:pPr>
@@ -641,15 +2972,14 @@
     </w:p>
     <w:p>
       <w:pPr>
-        <w:pStyle w:val="Heading3"/>
-      </w:pPr>
+        <w:pStyle w:val="Heading2"/>
+      </w:pPr>
+      <w:bookmarkStart w:id="3" w:name="_Toc236083423"/>
       <w:r>
         <w:lastRenderedPageBreak/>
-        <w:t xml:space="preserve">2- </w:t>
-      </w:r>
-      <w:r>
         <w:t>Vehicle Search &amp; Selection Activity</w:t>
       </w:r>
+      <w:bookmarkEnd w:id="3"/>
     </w:p>
     <w:p>
       <w:pPr>
@@ -1179,33 +3509,25 @@
                                 <w:noProof/>
                               </w:rPr>
                             </w:pPr>
+                            <w:bookmarkStart w:id="4" w:name="_Toc236083444"/>
                             <w:r>
                               <w:t xml:space="preserve">Figure </w:t>
                             </w:r>
-                            <w:r>
-                              <w:fldChar w:fldCharType="begin"/>
-                            </w:r>
-                            <w:r>
-                              <w:instrText xml:space="preserve"> SEQ Figure \* ARABIC </w:instrText>
-                            </w:r>
-                            <w:r>
-                              <w:fldChar w:fldCharType="separate"/>
-                            </w:r>
-                            <w:r>
-                              <w:rPr>
-                                <w:noProof/>
-                              </w:rPr>
-                              <w:t>2</w:t>
-                            </w:r>
-                            <w:r>
-                              <w:fldChar w:fldCharType="end"/>
-                            </w:r>
+                            <w:fldSimple w:instr=" SEQ Figure \* ARABIC ">
+                              <w:r>
+                                <w:rPr>
+                                  <w:noProof/>
+                                </w:rPr>
+                                <w:t>2</w:t>
+                              </w:r>
+                            </w:fldSimple>
                             <w:r>
                               <w:t xml:space="preserve"> - </w:t>
                             </w:r>
                             <w:r>
                               <w:t>Vehicle Search &amp; Selection Activity Diagram</w:t>
                             </w:r>
+                            <w:bookmarkEnd w:id="4"/>
                           </w:p>
                         </w:txbxContent>
                       </wps:txbx>
@@ -1237,33 +3559,25 @@
                           <w:noProof/>
                         </w:rPr>
                       </w:pPr>
+                      <w:bookmarkStart w:id="5" w:name="_Toc236083444"/>
                       <w:r>
                         <w:t xml:space="preserve">Figure </w:t>
                       </w:r>
-                      <w:r>
-                        <w:fldChar w:fldCharType="begin"/>
-                      </w:r>
-                      <w:r>
-                        <w:instrText xml:space="preserve"> SEQ Figure \* ARABIC </w:instrText>
-                      </w:r>
-                      <w:r>
-                        <w:fldChar w:fldCharType="separate"/>
-                      </w:r>
-                      <w:r>
-                        <w:rPr>
-                          <w:noProof/>
-                        </w:rPr>
-                        <w:t>2</w:t>
-                      </w:r>
-                      <w:r>
-                        <w:fldChar w:fldCharType="end"/>
-                      </w:r>
+                      <w:fldSimple w:instr=" SEQ Figure \* ARABIC ">
+                        <w:r>
+                          <w:rPr>
+                            <w:noProof/>
+                          </w:rPr>
+                          <w:t>2</w:t>
+                        </w:r>
+                      </w:fldSimple>
                       <w:r>
                         <w:t xml:space="preserve"> - </w:t>
                       </w:r>
                       <w:r>
                         <w:t>Vehicle Search &amp; Selection Activity Diagram</w:t>
                       </w:r>
+                      <w:bookmarkEnd w:id="5"/>
                     </w:p>
                   </w:txbxContent>
                 </v:textbox>
@@ -1284,14 +3598,16 @@
     </w:p>
     <w:p>
       <w:pPr>
-        <w:pStyle w:val="Heading3"/>
-      </w:pPr>
+        <w:pStyle w:val="Heading2"/>
+      </w:pPr>
+      <w:bookmarkStart w:id="6" w:name="_Toc236083424"/>
       <w:r>
         <w:lastRenderedPageBreak/>
-        <w:t xml:space="preserve">3- </w:t>
-      </w:r>
-      <w:r>
-        <w:t xml:space="preserve">Reservation Workflow Activity </w:t>
+        <w:t>Reservation Workflow Activity</w:t>
+      </w:r>
+      <w:bookmarkEnd w:id="6"/>
+      <w:r>
+        <w:t xml:space="preserve"> </w:t>
       </w:r>
     </w:p>
     <w:p>
@@ -1774,33 +4090,25 @@
       <w:pPr>
         <w:pStyle w:val="Caption"/>
       </w:pPr>
+      <w:bookmarkStart w:id="7" w:name="_Toc236083445"/>
       <w:r>
         <w:t xml:space="preserve">Figure </w:t>
       </w:r>
-      <w:r>
-        <w:fldChar w:fldCharType="begin"/>
-      </w:r>
-      <w:r>
-        <w:instrText xml:space="preserve"> SEQ Figure \* ARABIC </w:instrText>
-      </w:r>
-      <w:r>
-        <w:fldChar w:fldCharType="separate"/>
-      </w:r>
-      <w:r>
-        <w:rPr>
-          <w:noProof/>
-        </w:rPr>
-        <w:t>3</w:t>
-      </w:r>
-      <w:r>
-        <w:fldChar w:fldCharType="end"/>
-      </w:r>
+      <w:fldSimple w:instr=" SEQ Figure \* ARABIC ">
+        <w:r>
+          <w:rPr>
+            <w:noProof/>
+          </w:rPr>
+          <w:t>3</w:t>
+        </w:r>
+      </w:fldSimple>
       <w:r>
         <w:t xml:space="preserve"> - </w:t>
       </w:r>
       <w:r>
         <w:t>Reservation Workflow Activity Diagram</w:t>
       </w:r>
+      <w:bookmarkEnd w:id="7"/>
     </w:p>
     <w:p>
       <w:pPr>
@@ -1812,18 +4120,17 @@
     </w:p>
     <w:p>
       <w:pPr>
-        <w:pStyle w:val="Heading3"/>
-      </w:pPr>
+        <w:pStyle w:val="Heading2"/>
+      </w:pPr>
+      <w:bookmarkStart w:id="8" w:name="_Toc236083425"/>
       <w:r>
         <w:lastRenderedPageBreak/>
-        <w:t xml:space="preserve">4- </w:t>
-      </w:r>
-      <w:r>
         <w:t>Payment &amp; Review Submission</w:t>
       </w:r>
       <w:r>
         <w:t xml:space="preserve"> Activity</w:t>
       </w:r>
+      <w:bookmarkEnd w:id="8"/>
     </w:p>
     <w:p>
       <w:pPr>
@@ -1920,7 +4227,7 @@
           <w:ilvl w:val="0"/>
           <w:numId w:val="137"/>
         </w:numPr>
-        <w:spacing w:line="360" w:lineRule="auto"/>
+        <w:spacing w:line="276" w:lineRule="auto"/>
       </w:pPr>
       <w:r>
         <w:t>Display the reservation summary.</w:t>
@@ -1933,7 +4240,7 @@
           <w:ilvl w:val="0"/>
           <w:numId w:val="137"/>
         </w:numPr>
-        <w:spacing w:line="360" w:lineRule="auto"/>
+        <w:spacing w:line="276" w:lineRule="auto"/>
       </w:pPr>
       <w:r>
         <w:t>Select the Edahabia payment method.</w:t>
@@ -1946,7 +4253,7 @@
           <w:ilvl w:val="0"/>
           <w:numId w:val="137"/>
         </w:numPr>
-        <w:spacing w:line="360" w:lineRule="auto"/>
+        <w:spacing w:line="276" w:lineRule="auto"/>
       </w:pPr>
       <w:r>
         <w:t>Enter payment information.</w:t>
@@ -1959,7 +4266,7 @@
           <w:ilvl w:val="0"/>
           <w:numId w:val="137"/>
         </w:numPr>
-        <w:spacing w:line="360" w:lineRule="auto"/>
+        <w:spacing w:line="276" w:lineRule="auto"/>
       </w:pPr>
       <w:r>
         <w:t>Validate payment details.</w:t>
@@ -1972,7 +4279,7 @@
           <w:ilvl w:val="0"/>
           <w:numId w:val="137"/>
         </w:numPr>
-        <w:spacing w:line="360" w:lineRule="auto"/>
+        <w:spacing w:line="276" w:lineRule="auto"/>
       </w:pPr>
       <w:r>
         <w:t>Process the online payment.</w:t>
@@ -1985,7 +4292,7 @@
           <w:ilvl w:val="0"/>
           <w:numId w:val="137"/>
         </w:numPr>
-        <w:spacing w:line="360" w:lineRule="auto"/>
+        <w:spacing w:line="276" w:lineRule="auto"/>
       </w:pPr>
       <w:r>
         <w:t>Update the reservation status.</w:t>
@@ -1998,7 +4305,7 @@
           <w:ilvl w:val="0"/>
           <w:numId w:val="137"/>
         </w:numPr>
-        <w:spacing w:line="360" w:lineRule="auto"/>
+        <w:spacing w:line="276" w:lineRule="auto"/>
       </w:pPr>
       <w:r>
         <w:t>Display payment confirmation.</w:t>
@@ -2011,7 +4318,7 @@
           <w:ilvl w:val="0"/>
           <w:numId w:val="137"/>
         </w:numPr>
-        <w:spacing w:line="360" w:lineRule="auto"/>
+        <w:spacing w:line="276" w:lineRule="auto"/>
       </w:pPr>
       <w:r>
         <w:t>Complete the rental.</w:t>
@@ -2024,7 +4331,7 @@
           <w:ilvl w:val="0"/>
           <w:numId w:val="137"/>
         </w:numPr>
-        <w:spacing w:line="360" w:lineRule="auto"/>
+        <w:spacing w:line="276" w:lineRule="auto"/>
       </w:pPr>
       <w:r>
         <w:t>Enter a rating and written review.</w:t>
@@ -2037,7 +4344,7 @@
           <w:ilvl w:val="0"/>
           <w:numId w:val="137"/>
         </w:numPr>
-        <w:spacing w:line="360" w:lineRule="auto"/>
+        <w:spacing w:line="276" w:lineRule="auto"/>
       </w:pPr>
       <w:r>
         <w:t>Validate and save the review.</w:t>
@@ -2050,7 +4357,7 @@
           <w:ilvl w:val="0"/>
           <w:numId w:val="137"/>
         </w:numPr>
-        <w:spacing w:line="360" w:lineRule="auto"/>
+        <w:spacing w:line="276" w:lineRule="auto"/>
       </w:pPr>
       <w:r>
         <w:t>Display the review submission confirmation.</w:t>
@@ -2449,47 +4756,41 @@
       <w:pPr>
         <w:pStyle w:val="Caption"/>
       </w:pPr>
+      <w:bookmarkStart w:id="9" w:name="_Toc236083446"/>
       <w:r>
         <w:t xml:space="preserve">Figure </w:t>
       </w:r>
-      <w:r>
-        <w:fldChar w:fldCharType="begin"/>
-      </w:r>
-      <w:r>
-        <w:instrText xml:space="preserve"> SEQ Figure \* ARABIC </w:instrText>
-      </w:r>
-      <w:r>
-        <w:fldChar w:fldCharType="separate"/>
-      </w:r>
-      <w:r>
-        <w:rPr>
-          <w:noProof/>
-        </w:rPr>
-        <w:t>4</w:t>
-      </w:r>
-      <w:r>
-        <w:fldChar w:fldCharType="end"/>
-      </w:r>
+      <w:fldSimple w:instr=" SEQ Figure \* ARABIC ">
+        <w:r>
+          <w:rPr>
+            <w:noProof/>
+          </w:rPr>
+          <w:t>4</w:t>
+        </w:r>
+      </w:fldSimple>
       <w:r>
         <w:t xml:space="preserve"> - </w:t>
       </w:r>
       <w:r>
         <w:t>Payment &amp; Review Submission Activity Diagram</w:t>
       </w:r>
-    </w:p>
-    <w:p>
-      <w:pPr>
-        <w:pStyle w:val="Heading3"/>
+      <w:bookmarkEnd w:id="9"/>
+    </w:p>
+    <w:p>
+      <w:pPr>
+        <w:pStyle w:val="Heading2"/>
       </w:pPr>
       <w:r>
         <w:br w:type="page"/>
       </w:r>
+      <w:bookmarkStart w:id="10" w:name="_Toc236083426"/>
       <w:r>
         <w:lastRenderedPageBreak/>
-        <w:t xml:space="preserve">5- </w:t>
-      </w:r>
-      <w:r>
-        <w:t xml:space="preserve">Fleet Management Workflow Activity </w:t>
+        <w:t>Fleet Management Workflow Activity</w:t>
+      </w:r>
+      <w:bookmarkEnd w:id="10"/>
+      <w:r>
+        <w:t xml:space="preserve"> </w:t>
       </w:r>
     </w:p>
     <w:p>
@@ -3005,33 +5306,25 @@
       <w:pPr>
         <w:pStyle w:val="Caption"/>
       </w:pPr>
+      <w:bookmarkStart w:id="11" w:name="_Toc236083447"/>
       <w:r>
         <w:t xml:space="preserve">Figure </w:t>
       </w:r>
-      <w:r>
-        <w:fldChar w:fldCharType="begin"/>
-      </w:r>
-      <w:r>
-        <w:instrText xml:space="preserve"> SEQ Figure \* ARABIC </w:instrText>
-      </w:r>
-      <w:r>
-        <w:fldChar w:fldCharType="separate"/>
-      </w:r>
-      <w:r>
-        <w:rPr>
-          <w:noProof/>
-        </w:rPr>
-        <w:t>5</w:t>
-      </w:r>
-      <w:r>
-        <w:fldChar w:fldCharType="end"/>
-      </w:r>
+      <w:fldSimple w:instr=" SEQ Figure \* ARABIC ">
+        <w:r>
+          <w:rPr>
+            <w:noProof/>
+          </w:rPr>
+          <w:t>5</w:t>
+        </w:r>
+      </w:fldSimple>
       <w:r>
         <w:t xml:space="preserve"> - </w:t>
       </w:r>
       <w:r>
         <w:t>Fleet Management Workflow Activity Diagram</w:t>
       </w:r>
+      <w:bookmarkEnd w:id="11"/>
     </w:p>
     <w:p>
       <w:pPr>
@@ -3043,15 +5336,14 @@
     </w:p>
     <w:p>
       <w:pPr>
-        <w:pStyle w:val="Heading3"/>
-      </w:pPr>
+        <w:pStyle w:val="Heading2"/>
+      </w:pPr>
+      <w:bookmarkStart w:id="12" w:name="_Toc236083427"/>
       <w:r>
         <w:lastRenderedPageBreak/>
-        <w:t xml:space="preserve">6- </w:t>
-      </w:r>
-      <w:r>
         <w:t>Branch &amp; Employee Management Workflow Activity</w:t>
       </w:r>
+      <w:bookmarkEnd w:id="12"/>
     </w:p>
     <w:p>
       <w:pPr>
@@ -3538,13 +5830,7 @@
     </w:p>
     <w:p>
       <w:r>
-        <w:t xml:space="preserve">Branch and Employee Management Workflow Activity Diagram </w:t>
-      </w:r>
-      <w:r>
-        <w:t>present</w:t>
-      </w:r>
-      <w:r>
-        <w:t xml:space="preserve"> a full overview of the administrative activities related to managing branches and employees in the KriGo system. It shows the sequence of the activities, validations, and decisions that need to be performed to ensure accuracy of the organizational data. Activity diagram is a very important behavioral model used to describe the administration subsystem</w:t>
+        <w:t>Branch and Employee Management Workflow Activity Diagram present a full overview of the administrative activities related to managing branches and employees in the KriGo system. It shows the sequence of the activities, validations, and decisions that need to be performed to ensure accuracy of the organizational data. Activity diagram is a very important behavioral model used to describe the administration subsystem</w:t>
       </w:r>
       <w:r>
         <w:t>.</w:t>
@@ -3560,7 +5846,7 @@
           <w:noProof/>
         </w:rPr>
         <w:drawing>
-          <wp:inline distT="0" distB="0" distL="0" distR="0" wp14:anchorId="53F6110F" wp14:editId="417DA9FD">
+          <wp:inline distT="0" distB="0" distL="0" distR="0" wp14:anchorId="53F6110F" wp14:editId="1B04CC0F">
             <wp:extent cx="5941695" cy="2758440"/>
             <wp:effectExtent l="0" t="0" r="1905" b="3810"/>
             <wp:docPr id="662860672" name="Picture 13"/>
@@ -3613,33 +5899,25 @@
       <w:pPr>
         <w:pStyle w:val="Caption"/>
       </w:pPr>
+      <w:bookmarkStart w:id="13" w:name="_Toc236083448"/>
       <w:r>
         <w:t xml:space="preserve">Figure </w:t>
       </w:r>
-      <w:r>
-        <w:fldChar w:fldCharType="begin"/>
-      </w:r>
-      <w:r>
-        <w:instrText xml:space="preserve"> SEQ Figure \* ARABIC </w:instrText>
-      </w:r>
-      <w:r>
-        <w:fldChar w:fldCharType="separate"/>
-      </w:r>
-      <w:r>
-        <w:rPr>
-          <w:noProof/>
-        </w:rPr>
-        <w:t>6</w:t>
-      </w:r>
-      <w:r>
-        <w:fldChar w:fldCharType="end"/>
-      </w:r>
+      <w:fldSimple w:instr=" SEQ Figure \* ARABIC ">
+        <w:r>
+          <w:rPr>
+            <w:noProof/>
+          </w:rPr>
+          <w:t>6</w:t>
+        </w:r>
+      </w:fldSimple>
       <w:r>
         <w:t xml:space="preserve"> - </w:t>
       </w:r>
       <w:r>
         <w:t>Branch &amp; Employee Management Workflow Activity Diagram</w:t>
       </w:r>
+      <w:bookmarkEnd w:id="13"/>
     </w:p>
     <w:p>
       <w:pPr>
@@ -3661,14 +5939,16 @@
     </w:p>
     <w:p>
       <w:pPr>
-        <w:pStyle w:val="Heading3"/>
-      </w:pPr>
+        <w:pStyle w:val="Heading2"/>
+      </w:pPr>
+      <w:bookmarkStart w:id="14" w:name="_Toc236083428"/>
       <w:r>
         <w:lastRenderedPageBreak/>
-        <w:t xml:space="preserve">7- </w:t>
-      </w:r>
-      <w:r>
-        <w:t xml:space="preserve">Agency Verification Workflow Activity </w:t>
+        <w:t>Agency Verification Workflow Activity</w:t>
+      </w:r>
+      <w:bookmarkEnd w:id="14"/>
+      <w:r>
+        <w:t xml:space="preserve"> </w:t>
       </w:r>
     </w:p>
     <w:p>
@@ -4263,33 +6543,25 @@
       <w:pPr>
         <w:pStyle w:val="Caption"/>
       </w:pPr>
+      <w:bookmarkStart w:id="15" w:name="_Toc236083449"/>
       <w:r>
         <w:t xml:space="preserve">Figure </w:t>
       </w:r>
-      <w:r>
-        <w:fldChar w:fldCharType="begin"/>
-      </w:r>
-      <w:r>
-        <w:instrText xml:space="preserve"> SEQ Figure \* ARABIC </w:instrText>
-      </w:r>
-      <w:r>
-        <w:fldChar w:fldCharType="separate"/>
-      </w:r>
-      <w:r>
-        <w:rPr>
-          <w:noProof/>
-        </w:rPr>
-        <w:t>7</w:t>
-      </w:r>
-      <w:r>
-        <w:fldChar w:fldCharType="end"/>
-      </w:r>
+      <w:fldSimple w:instr=" SEQ Figure \* ARABIC ">
+        <w:r>
+          <w:rPr>
+            <w:noProof/>
+          </w:rPr>
+          <w:t>7</w:t>
+        </w:r>
+      </w:fldSimple>
       <w:r>
         <w:t xml:space="preserve"> - </w:t>
       </w:r>
       <w:r>
         <w:t>Agency Verification Workflow Activity Diagram</w:t>
       </w:r>
+      <w:bookmarkEnd w:id="15"/>
     </w:p>
     <w:p>
       <w:pPr>
@@ -4333,14 +6605,16 @@
     </w:p>
     <w:p>
       <w:pPr>
-        <w:pStyle w:val="Heading3"/>
-      </w:pPr>
+        <w:pStyle w:val="Heading2"/>
+      </w:pPr>
+      <w:bookmarkStart w:id="16" w:name="_Toc236083429"/>
       <w:r>
         <w:lastRenderedPageBreak/>
-        <w:t xml:space="preserve">8- </w:t>
-      </w:r>
-      <w:r>
-        <w:t xml:space="preserve">Content Moderation Workflow Activity </w:t>
+        <w:t>Content Moderation Workflow Activity</w:t>
+      </w:r>
+      <w:bookmarkEnd w:id="16"/>
+      <w:r>
+        <w:t xml:space="preserve"> </w:t>
       </w:r>
     </w:p>
     <w:p>
@@ -4943,33 +7217,25 @@
       <w:pPr>
         <w:pStyle w:val="Caption"/>
       </w:pPr>
+      <w:bookmarkStart w:id="17" w:name="_Toc236083450"/>
       <w:r>
         <w:t xml:space="preserve">Figure </w:t>
       </w:r>
-      <w:r>
-        <w:fldChar w:fldCharType="begin"/>
-      </w:r>
-      <w:r>
-        <w:instrText xml:space="preserve"> SEQ Figure \* ARABIC </w:instrText>
-      </w:r>
-      <w:r>
-        <w:fldChar w:fldCharType="separate"/>
-      </w:r>
-      <w:r>
-        <w:rPr>
-          <w:noProof/>
-        </w:rPr>
-        <w:t>8</w:t>
-      </w:r>
-      <w:r>
-        <w:fldChar w:fldCharType="end"/>
-      </w:r>
+      <w:fldSimple w:instr=" SEQ Figure \* ARABIC ">
+        <w:r>
+          <w:rPr>
+            <w:noProof/>
+          </w:rPr>
+          <w:t>8</w:t>
+        </w:r>
+      </w:fldSimple>
       <w:r>
         <w:t xml:space="preserve"> - </w:t>
       </w:r>
       <w:r>
         <w:t>Content Moderation Workflow Activity Diagram</w:t>
       </w:r>
+      <w:bookmarkEnd w:id="17"/>
     </w:p>
     <w:p>
       <w:pPr>
@@ -4981,14 +7247,16 @@
     </w:p>
     <w:p>
       <w:pPr>
-        <w:pStyle w:val="Heading3"/>
-      </w:pPr>
+        <w:pStyle w:val="Heading2"/>
+      </w:pPr>
+      <w:bookmarkStart w:id="18" w:name="_Toc236083430"/>
       <w:r>
         <w:lastRenderedPageBreak/>
-        <w:t xml:space="preserve">9- </w:t>
-      </w:r>
-      <w:r>
-        <w:t xml:space="preserve">Dispute Resolution Workflow Activity </w:t>
+        <w:t>Dispute Resolution Workflow Activity</w:t>
+      </w:r>
+      <w:bookmarkEnd w:id="18"/>
+      <w:r>
+        <w:t xml:space="preserve"> </w:t>
       </w:r>
     </w:p>
     <w:p>
@@ -5392,14 +7660,7 @@
           <w:b/>
           <w:bCs/>
         </w:rPr>
-        <w:t>y</w:t>
-      </w:r>
-      <w:r>
-        <w:rPr>
-          <w:b/>
-          <w:bCs/>
-        </w:rPr>
-        <w:t>es</w:t>
+        <w:t>yes</w:t>
       </w:r>
       <w:r>
         <w:t>, the administrator finalizes the dispute, updates its status, and notifies the involved parties.</w:t>
@@ -5639,47 +7900,41 @@
       <w:pPr>
         <w:pStyle w:val="Caption"/>
       </w:pPr>
+      <w:bookmarkStart w:id="19" w:name="_Toc236083451"/>
       <w:r>
         <w:t xml:space="preserve">Figure </w:t>
       </w:r>
-      <w:r>
-        <w:fldChar w:fldCharType="begin"/>
-      </w:r>
-      <w:r>
-        <w:instrText xml:space="preserve"> SEQ Figure \* ARABIC </w:instrText>
-      </w:r>
-      <w:r>
-        <w:fldChar w:fldCharType="separate"/>
-      </w:r>
-      <w:r>
-        <w:rPr>
-          <w:noProof/>
-        </w:rPr>
-        <w:t>9</w:t>
-      </w:r>
-      <w:r>
-        <w:fldChar w:fldCharType="end"/>
-      </w:r>
+      <w:fldSimple w:instr=" SEQ Figure \* ARABIC ">
+        <w:r>
+          <w:rPr>
+            <w:noProof/>
+          </w:rPr>
+          <w:t>9</w:t>
+        </w:r>
+      </w:fldSimple>
       <w:r>
         <w:t xml:space="preserve"> - </w:t>
       </w:r>
       <w:r>
         <w:t>Dispute Resolution Workflow Activity Diagram</w:t>
       </w:r>
+      <w:bookmarkEnd w:id="19"/>
       <w:r>
         <w:tab/>
       </w:r>
     </w:p>
     <w:p>
       <w:pPr>
-        <w:pStyle w:val="Heading3"/>
-      </w:pPr>
+        <w:pStyle w:val="Heading2"/>
+      </w:pPr>
+      <w:bookmarkStart w:id="20" w:name="_Toc236083431"/>
       <w:r>
         <w:lastRenderedPageBreak/>
-        <w:t xml:space="preserve">10- </w:t>
-      </w:r>
-      <w:r>
-        <w:t xml:space="preserve">Recommendation Workflow Activity </w:t>
+        <w:t>Recommendation Workflow Activity</w:t>
+      </w:r>
+      <w:bookmarkEnd w:id="20"/>
+      <w:r>
+        <w:t xml:space="preserve"> </w:t>
       </w:r>
     </w:p>
     <w:p>
@@ -5910,33 +8165,25 @@
                                 <w:noProof/>
                               </w:rPr>
                             </w:pPr>
+                            <w:bookmarkStart w:id="21" w:name="_Toc236083452"/>
                             <w:r>
                               <w:t xml:space="preserve">Figure </w:t>
                             </w:r>
-                            <w:r>
-                              <w:fldChar w:fldCharType="begin"/>
-                            </w:r>
-                            <w:r>
-                              <w:instrText xml:space="preserve"> SEQ Figure \* ARABIC </w:instrText>
-                            </w:r>
-                            <w:r>
-                              <w:fldChar w:fldCharType="separate"/>
-                            </w:r>
-                            <w:r>
-                              <w:rPr>
-                                <w:noProof/>
-                              </w:rPr>
-                              <w:t>10</w:t>
-                            </w:r>
-                            <w:r>
-                              <w:fldChar w:fldCharType="end"/>
-                            </w:r>
+                            <w:fldSimple w:instr=" SEQ Figure \* ARABIC ">
+                              <w:r>
+                                <w:rPr>
+                                  <w:noProof/>
+                                </w:rPr>
+                                <w:t>10</w:t>
+                              </w:r>
+                            </w:fldSimple>
                             <w:r>
                               <w:t xml:space="preserve"> - </w:t>
                             </w:r>
                             <w:r>
                               <w:t>Recommendation Workflow Activity Diagram</w:t>
                             </w:r>
+                            <w:bookmarkEnd w:id="21"/>
                           </w:p>
                         </w:txbxContent>
                       </wps:txbx>
@@ -5964,33 +8211,25 @@
                           <w:noProof/>
                         </w:rPr>
                       </w:pPr>
+                      <w:bookmarkStart w:id="22" w:name="_Toc236083452"/>
                       <w:r>
                         <w:t xml:space="preserve">Figure </w:t>
                       </w:r>
-                      <w:r>
-                        <w:fldChar w:fldCharType="begin"/>
-                      </w:r>
-                      <w:r>
-                        <w:instrText xml:space="preserve"> SEQ Figure \* ARABIC </w:instrText>
-                      </w:r>
-                      <w:r>
-                        <w:fldChar w:fldCharType="separate"/>
-                      </w:r>
-                      <w:r>
-                        <w:rPr>
-                          <w:noProof/>
-                        </w:rPr>
-                        <w:t>10</w:t>
-                      </w:r>
-                      <w:r>
-                        <w:fldChar w:fldCharType="end"/>
-                      </w:r>
+                      <w:fldSimple w:instr=" SEQ Figure \* ARABIC ">
+                        <w:r>
+                          <w:rPr>
+                            <w:noProof/>
+                          </w:rPr>
+                          <w:t>10</w:t>
+                        </w:r>
+                      </w:fldSimple>
                       <w:r>
                         <w:t xml:space="preserve"> - </w:t>
                       </w:r>
                       <w:r>
                         <w:t>Recommendation Workflow Activity Diagram</w:t>
                       </w:r>
+                      <w:bookmarkEnd w:id="22"/>
                     </w:p>
                   </w:txbxContent>
                 </v:textbox>
@@ -6195,15 +8434,14 @@
     </w:p>
     <w:p>
       <w:pPr>
-        <w:pStyle w:val="Heading3"/>
-      </w:pPr>
+        <w:pStyle w:val="Heading2"/>
+      </w:pPr>
+      <w:bookmarkStart w:id="23" w:name="_Toc236083432"/>
       <w:r>
         <w:lastRenderedPageBreak/>
-        <w:t xml:space="preserve">11- </w:t>
-      </w:r>
-      <w:r>
         <w:t>AI Assistant Workflow Activity</w:t>
       </w:r>
+      <w:bookmarkEnd w:id="23"/>
     </w:p>
     <w:p>
       <w:pPr>
@@ -6456,33 +8694,25 @@
                                 <w:noProof/>
                               </w:rPr>
                             </w:pPr>
+                            <w:bookmarkStart w:id="24" w:name="_Toc236083453"/>
                             <w:r>
                               <w:t xml:space="preserve">Figure </w:t>
                             </w:r>
-                            <w:r>
-                              <w:fldChar w:fldCharType="begin"/>
-                            </w:r>
-                            <w:r>
-                              <w:instrText xml:space="preserve"> SEQ Figure \* ARABIC </w:instrText>
-                            </w:r>
-                            <w:r>
-                              <w:fldChar w:fldCharType="separate"/>
-                            </w:r>
-                            <w:r>
-                              <w:rPr>
-                                <w:noProof/>
-                              </w:rPr>
-                              <w:t>11</w:t>
-                            </w:r>
-                            <w:r>
-                              <w:fldChar w:fldCharType="end"/>
-                            </w:r>
+                            <w:fldSimple w:instr=" SEQ Figure \* ARABIC ">
+                              <w:r>
+                                <w:rPr>
+                                  <w:noProof/>
+                                </w:rPr>
+                                <w:t>11</w:t>
+                              </w:r>
+                            </w:fldSimple>
                             <w:r>
                               <w:t xml:space="preserve"> - </w:t>
                             </w:r>
                             <w:r>
                               <w:t>AI Assistant Workflow Activity Diagram</w:t>
                             </w:r>
+                            <w:bookmarkEnd w:id="24"/>
                           </w:p>
                         </w:txbxContent>
                       </wps:txbx>
@@ -6510,33 +8740,25 @@
                           <w:noProof/>
                         </w:rPr>
                       </w:pPr>
+                      <w:bookmarkStart w:id="25" w:name="_Toc236083453"/>
                       <w:r>
                         <w:t xml:space="preserve">Figure </w:t>
                       </w:r>
-                      <w:r>
-                        <w:fldChar w:fldCharType="begin"/>
-                      </w:r>
-                      <w:r>
-                        <w:instrText xml:space="preserve"> SEQ Figure \* ARABIC </w:instrText>
-                      </w:r>
-                      <w:r>
-                        <w:fldChar w:fldCharType="separate"/>
-                      </w:r>
-                      <w:r>
-                        <w:rPr>
-                          <w:noProof/>
-                        </w:rPr>
-                        <w:t>11</w:t>
-                      </w:r>
-                      <w:r>
-                        <w:fldChar w:fldCharType="end"/>
-                      </w:r>
+                      <w:fldSimple w:instr=" SEQ Figure \* ARABIC ">
+                        <w:r>
+                          <w:rPr>
+                            <w:noProof/>
+                          </w:rPr>
+                          <w:t>11</w:t>
+                        </w:r>
+                      </w:fldSimple>
                       <w:r>
                         <w:t xml:space="preserve"> - </w:t>
                       </w:r>
                       <w:r>
                         <w:t>AI Assistant Workflow Activity Diagram</w:t>
                       </w:r>
+                      <w:bookmarkEnd w:id="25"/>
                     </w:p>
                   </w:txbxContent>
                 </v:textbox>
@@ -6716,24 +8938,20 @@
     </w:p>
     <w:p>
       <w:pPr>
-        <w:pStyle w:val="Heading3"/>
+        <w:pStyle w:val="Heading2"/>
         <w:rPr>
           <w:rFonts w:eastAsiaTheme="minorHAnsi"/>
         </w:rPr>
       </w:pPr>
+      <w:bookmarkStart w:id="26" w:name="_Toc236083433"/>
       <w:r>
         <w:rPr>
           <w:rFonts w:eastAsiaTheme="minorHAnsi"/>
         </w:rPr>
         <w:lastRenderedPageBreak/>
-        <w:t xml:space="preserve">12- </w:t>
-      </w:r>
-      <w:r>
-        <w:rPr>
-          <w:rFonts w:eastAsiaTheme="minorHAnsi"/>
-        </w:rPr>
         <w:t>Analytics Generation Workflow Activity</w:t>
       </w:r>
+      <w:bookmarkEnd w:id="26"/>
     </w:p>
     <w:p>
       <w:pPr>
@@ -6760,10 +8978,7 @@
         </w:tabs>
       </w:pPr>
       <w:r>
-        <w:t>Analytics Generation Workflow Activity Diagram shows the way in which the KriGo platform collects operational data, performs analysis and derives business insights for the administration. This workflow assists in making data-driven decisions through conversion of reservation, payment and fleet data into meaningful reports and dashboards.</w:t>
-      </w:r>
-      <w:r>
-        <w:t xml:space="preserve"> </w:t>
+        <w:t xml:space="preserve">Analytics Generation Workflow Activity Diagram shows the way in which the KriGo platform collects operational data, performs analysis and derives business insights for the administration. This workflow assists in making data-driven decisions through conversion of reservation, payment and fleet data into meaningful reports and dashboards. </w:t>
       </w:r>
     </w:p>
     <w:p>
@@ -6852,10 +9067,7 @@
         <w:t xml:space="preserve">Retrieve </w:t>
       </w:r>
       <w:r>
-        <w:t>data</w:t>
-      </w:r>
-      <w:r>
-        <w:t xml:space="preserve"> </w:t>
+        <w:t xml:space="preserve">data </w:t>
       </w:r>
       <w:r>
         <w:t xml:space="preserve">of </w:t>
@@ -6968,33 +9180,25 @@
                                 <w:noProof/>
                               </w:rPr>
                             </w:pPr>
+                            <w:bookmarkStart w:id="27" w:name="_Toc236083454"/>
                             <w:r>
                               <w:t xml:space="preserve">Figure </w:t>
                             </w:r>
-                            <w:r>
-                              <w:fldChar w:fldCharType="begin"/>
-                            </w:r>
-                            <w:r>
-                              <w:instrText xml:space="preserve"> SEQ Figure \* ARABIC </w:instrText>
-                            </w:r>
-                            <w:r>
-                              <w:fldChar w:fldCharType="separate"/>
-                            </w:r>
-                            <w:r>
-                              <w:rPr>
-                                <w:noProof/>
-                              </w:rPr>
-                              <w:t>12</w:t>
-                            </w:r>
-                            <w:r>
-                              <w:fldChar w:fldCharType="end"/>
-                            </w:r>
+                            <w:fldSimple w:instr=" SEQ Figure \* ARABIC ">
+                              <w:r>
+                                <w:rPr>
+                                  <w:noProof/>
+                                </w:rPr>
+                                <w:t>12</w:t>
+                              </w:r>
+                            </w:fldSimple>
                             <w:r>
                               <w:t xml:space="preserve"> - </w:t>
                             </w:r>
                             <w:r>
                               <w:t>AI Analytics Generation Workflow Activity Diagram</w:t>
                             </w:r>
+                            <w:bookmarkEnd w:id="27"/>
                           </w:p>
                         </w:txbxContent>
                       </wps:txbx>
@@ -7022,33 +9226,25 @@
                           <w:noProof/>
                         </w:rPr>
                       </w:pPr>
+                      <w:bookmarkStart w:id="28" w:name="_Toc236083454"/>
                       <w:r>
                         <w:t xml:space="preserve">Figure </w:t>
                       </w:r>
-                      <w:r>
-                        <w:fldChar w:fldCharType="begin"/>
-                      </w:r>
-                      <w:r>
-                        <w:instrText xml:space="preserve"> SEQ Figure \* ARABIC </w:instrText>
-                      </w:r>
-                      <w:r>
-                        <w:fldChar w:fldCharType="separate"/>
-                      </w:r>
-                      <w:r>
-                        <w:rPr>
-                          <w:noProof/>
-                        </w:rPr>
-                        <w:t>12</w:t>
-                      </w:r>
-                      <w:r>
-                        <w:fldChar w:fldCharType="end"/>
-                      </w:r>
+                      <w:fldSimple w:instr=" SEQ Figure \* ARABIC ">
+                        <w:r>
+                          <w:rPr>
+                            <w:noProof/>
+                          </w:rPr>
+                          <w:t>12</w:t>
+                        </w:r>
+                      </w:fldSimple>
                       <w:r>
                         <w:t xml:space="preserve"> - </w:t>
                       </w:r>
                       <w:r>
                         <w:t>AI Analytics Generation Workflow Activity Diagram</w:t>
                       </w:r>
+                      <w:bookmarkEnd w:id="28"/>
                     </w:p>
                   </w:txbxContent>
                 </v:textbox>
@@ -7276,28 +9472,16 @@
     </w:p>
     <w:p>
       <w:pPr>
-        <w:tabs>
-          <w:tab w:val="left" w:pos="3645"/>
-        </w:tabs>
-        <w:rPr>
-          <w:b/>
-          <w:bCs/>
-        </w:rPr>
-      </w:pPr>
-      <w:r>
-        <w:rPr>
-          <w:b/>
-          <w:bCs/>
-        </w:rPr>
+        <w:pStyle w:val="Heading2"/>
+      </w:pPr>
+      <w:bookmarkStart w:id="29" w:name="_Toc236083434"/>
+      <w:r>
         <w:lastRenderedPageBreak/>
-        <w:t xml:space="preserve">13- </w:t>
-      </w:r>
-      <w:r>
-        <w:rPr>
-          <w:b/>
-          <w:bCs/>
-        </w:rPr>
-        <w:t xml:space="preserve">Quick Booking Workflow Activity </w:t>
+        <w:t>Quick Booking Workflow Activity</w:t>
+      </w:r>
+      <w:bookmarkEnd w:id="29"/>
+      <w:r>
+        <w:t xml:space="preserve"> </w:t>
       </w:r>
     </w:p>
     <w:p>
@@ -7570,33 +9754,25 @@
                                 <w:noProof/>
                               </w:rPr>
                             </w:pPr>
+                            <w:bookmarkStart w:id="30" w:name="_Toc236083455"/>
                             <w:r>
                               <w:t xml:space="preserve">Figure </w:t>
                             </w:r>
-                            <w:r>
-                              <w:fldChar w:fldCharType="begin"/>
-                            </w:r>
-                            <w:r>
-                              <w:instrText xml:space="preserve"> SEQ Figure \* ARABIC </w:instrText>
-                            </w:r>
-                            <w:r>
-                              <w:fldChar w:fldCharType="separate"/>
-                            </w:r>
-                            <w:r>
-                              <w:rPr>
-                                <w:noProof/>
-                              </w:rPr>
-                              <w:t>13</w:t>
-                            </w:r>
-                            <w:r>
-                              <w:fldChar w:fldCharType="end"/>
-                            </w:r>
+                            <w:fldSimple w:instr=" SEQ Figure \* ARABIC ">
+                              <w:r>
+                                <w:rPr>
+                                  <w:noProof/>
+                                </w:rPr>
+                                <w:t>13</w:t>
+                              </w:r>
+                            </w:fldSimple>
                             <w:r>
                               <w:t xml:space="preserve"> - </w:t>
                             </w:r>
                             <w:r>
                               <w:t>Quick Booking Workflow Activity Diagram</w:t>
                             </w:r>
+                            <w:bookmarkEnd w:id="30"/>
                           </w:p>
                         </w:txbxContent>
                       </wps:txbx>
@@ -7624,33 +9800,25 @@
                           <w:noProof/>
                         </w:rPr>
                       </w:pPr>
+                      <w:bookmarkStart w:id="31" w:name="_Toc236083455"/>
                       <w:r>
                         <w:t xml:space="preserve">Figure </w:t>
                       </w:r>
-                      <w:r>
-                        <w:fldChar w:fldCharType="begin"/>
-                      </w:r>
-                      <w:r>
-                        <w:instrText xml:space="preserve"> SEQ Figure \* ARABIC </w:instrText>
-                      </w:r>
-                      <w:r>
-                        <w:fldChar w:fldCharType="separate"/>
-                      </w:r>
-                      <w:r>
-                        <w:rPr>
-                          <w:noProof/>
-                        </w:rPr>
-                        <w:t>13</w:t>
-                      </w:r>
-                      <w:r>
-                        <w:fldChar w:fldCharType="end"/>
-                      </w:r>
+                      <w:fldSimple w:instr=" SEQ Figure \* ARABIC ">
+                        <w:r>
+                          <w:rPr>
+                            <w:noProof/>
+                          </w:rPr>
+                          <w:t>13</w:t>
+                        </w:r>
+                      </w:fldSimple>
                       <w:r>
                         <w:t xml:space="preserve"> - </w:t>
                       </w:r>
                       <w:r>
                         <w:t>Quick Booking Workflow Activity Diagram</w:t>
                       </w:r>
+                      <w:bookmarkEnd w:id="31"/>
                     </w:p>
                   </w:txbxContent>
                 </v:textbox>
@@ -7810,26 +9978,16 @@
     </w:p>
     <w:p>
       <w:pPr>
-        <w:spacing w:line="278" w:lineRule="auto"/>
-        <w:rPr>
-          <w:b/>
-          <w:bCs/>
-        </w:rPr>
-      </w:pPr>
-      <w:r>
-        <w:rPr>
-          <w:b/>
-          <w:bCs/>
-        </w:rPr>
+        <w:pStyle w:val="Heading2"/>
+      </w:pPr>
+      <w:bookmarkStart w:id="32" w:name="_Toc236083435"/>
+      <w:r>
         <w:lastRenderedPageBreak/>
-        <w:t xml:space="preserve">14 - </w:t>
-      </w:r>
-      <w:r>
-        <w:rPr>
-          <w:b/>
-          <w:bCs/>
-        </w:rPr>
-        <w:t xml:space="preserve">Offline Access Workflow Activity </w:t>
+        <w:t>Offline Access Workflow Activity</w:t>
+      </w:r>
+      <w:bookmarkEnd w:id="32"/>
+      <w:r>
+        <w:t xml:space="preserve"> </w:t>
       </w:r>
     </w:p>
     <w:p>
@@ -8204,33 +10362,25 @@
                                 <w:noProof/>
                               </w:rPr>
                             </w:pPr>
+                            <w:bookmarkStart w:id="33" w:name="_Toc236083456"/>
                             <w:r>
                               <w:t xml:space="preserve">Figure </w:t>
                             </w:r>
-                            <w:r>
-                              <w:fldChar w:fldCharType="begin"/>
-                            </w:r>
-                            <w:r>
-                              <w:instrText xml:space="preserve"> SEQ Figure \* ARABIC </w:instrText>
-                            </w:r>
-                            <w:r>
-                              <w:fldChar w:fldCharType="separate"/>
-                            </w:r>
-                            <w:r>
-                              <w:rPr>
-                                <w:noProof/>
-                              </w:rPr>
-                              <w:t>14</w:t>
-                            </w:r>
-                            <w:r>
-                              <w:fldChar w:fldCharType="end"/>
-                            </w:r>
+                            <w:fldSimple w:instr=" SEQ Figure \* ARABIC ">
+                              <w:r>
+                                <w:rPr>
+                                  <w:noProof/>
+                                </w:rPr>
+                                <w:t>14</w:t>
+                              </w:r>
+                            </w:fldSimple>
                             <w:r>
                               <w:t xml:space="preserve"> - </w:t>
                             </w:r>
                             <w:r>
                               <w:t>Offline Access Workflow Activity Diagram</w:t>
                             </w:r>
+                            <w:bookmarkEnd w:id="33"/>
                           </w:p>
                         </w:txbxContent>
                       </wps:txbx>
@@ -8258,33 +10408,25 @@
                           <w:noProof/>
                         </w:rPr>
                       </w:pPr>
+                      <w:bookmarkStart w:id="34" w:name="_Toc236083456"/>
                       <w:r>
                         <w:t xml:space="preserve">Figure </w:t>
                       </w:r>
-                      <w:r>
-                        <w:fldChar w:fldCharType="begin"/>
-                      </w:r>
-                      <w:r>
-                        <w:instrText xml:space="preserve"> SEQ Figure \* ARABIC </w:instrText>
-                      </w:r>
-                      <w:r>
-                        <w:fldChar w:fldCharType="separate"/>
-                      </w:r>
-                      <w:r>
-                        <w:rPr>
-                          <w:noProof/>
-                        </w:rPr>
-                        <w:t>14</w:t>
-                      </w:r>
-                      <w:r>
-                        <w:fldChar w:fldCharType="end"/>
-                      </w:r>
+                      <w:fldSimple w:instr=" SEQ Figure \* ARABIC ">
+                        <w:r>
+                          <w:rPr>
+                            <w:noProof/>
+                          </w:rPr>
+                          <w:t>14</w:t>
+                        </w:r>
+                      </w:fldSimple>
                       <w:r>
                         <w:t xml:space="preserve"> - </w:t>
                       </w:r>
                       <w:r>
                         <w:t>Offline Access Workflow Activity Diagram</w:t>
                       </w:r>
+                      <w:bookmarkEnd w:id="34"/>
                     </w:p>
                   </w:txbxContent>
                 </v:textbox>
@@ -8385,28 +10527,16 @@
     </w:p>
     <w:p>
       <w:pPr>
-        <w:tabs>
-          <w:tab w:val="left" w:pos="3645"/>
-        </w:tabs>
-        <w:rPr>
-          <w:b/>
-          <w:bCs/>
-        </w:rPr>
-      </w:pPr>
-      <w:r>
-        <w:rPr>
-          <w:b/>
-          <w:bCs/>
-        </w:rPr>
+        <w:pStyle w:val="Heading2"/>
+      </w:pPr>
+      <w:bookmarkStart w:id="35" w:name="_Toc236083436"/>
+      <w:r>
         <w:lastRenderedPageBreak/>
-        <w:t xml:space="preserve">15- </w:t>
-      </w:r>
-      <w:r>
-        <w:rPr>
-          <w:b/>
-          <w:bCs/>
-        </w:rPr>
-        <w:t xml:space="preserve">Location Services Workflow Activity </w:t>
+        <w:t>Location Services Workflow Activity</w:t>
+      </w:r>
+      <w:bookmarkEnd w:id="35"/>
+      <w:r>
+        <w:t xml:space="preserve"> </w:t>
       </w:r>
     </w:p>
     <w:p>
@@ -8669,33 +10799,25 @@
                                 <w:noProof/>
                               </w:rPr>
                             </w:pPr>
+                            <w:bookmarkStart w:id="36" w:name="_Toc236083457"/>
                             <w:r>
                               <w:t xml:space="preserve">Figure </w:t>
                             </w:r>
-                            <w:r>
-                              <w:fldChar w:fldCharType="begin"/>
-                            </w:r>
-                            <w:r>
-                              <w:instrText xml:space="preserve"> SEQ Figure \* ARABIC </w:instrText>
-                            </w:r>
-                            <w:r>
-                              <w:fldChar w:fldCharType="separate"/>
-                            </w:r>
-                            <w:r>
-                              <w:rPr>
-                                <w:noProof/>
-                              </w:rPr>
-                              <w:t>15</w:t>
-                            </w:r>
-                            <w:r>
-                              <w:fldChar w:fldCharType="end"/>
-                            </w:r>
+                            <w:fldSimple w:instr=" SEQ Figure \* ARABIC ">
+                              <w:r>
+                                <w:rPr>
+                                  <w:noProof/>
+                                </w:rPr>
+                                <w:t>15</w:t>
+                              </w:r>
+                            </w:fldSimple>
                             <w:r>
                               <w:t xml:space="preserve"> - </w:t>
                             </w:r>
                             <w:r>
                               <w:t>Location Services Workflow Activity Diagram</w:t>
                             </w:r>
+                            <w:bookmarkEnd w:id="36"/>
                           </w:p>
                         </w:txbxContent>
                       </wps:txbx>
@@ -8723,33 +10845,25 @@
                           <w:noProof/>
                         </w:rPr>
                       </w:pPr>
+                      <w:bookmarkStart w:id="37" w:name="_Toc236083457"/>
                       <w:r>
                         <w:t xml:space="preserve">Figure </w:t>
                       </w:r>
-                      <w:r>
-                        <w:fldChar w:fldCharType="begin"/>
-                      </w:r>
-                      <w:r>
-                        <w:instrText xml:space="preserve"> SEQ Figure \* ARABIC </w:instrText>
-                      </w:r>
-                      <w:r>
-                        <w:fldChar w:fldCharType="separate"/>
-                      </w:r>
-                      <w:r>
-                        <w:rPr>
-                          <w:noProof/>
-                        </w:rPr>
-                        <w:t>15</w:t>
-                      </w:r>
-                      <w:r>
-                        <w:fldChar w:fldCharType="end"/>
-                      </w:r>
+                      <w:fldSimple w:instr=" SEQ Figure \* ARABIC ">
+                        <w:r>
+                          <w:rPr>
+                            <w:noProof/>
+                          </w:rPr>
+                          <w:t>15</w:t>
+                        </w:r>
+                      </w:fldSimple>
                       <w:r>
                         <w:t xml:space="preserve"> - </w:t>
                       </w:r>
                       <w:r>
                         <w:t>Location Services Workflow Activity Diagram</w:t>
                       </w:r>
+                      <w:bookmarkEnd w:id="37"/>
                     </w:p>
                   </w:txbxContent>
                 </v:textbox>
@@ -8929,21 +11043,24 @@
     </w:p>
     <w:p>
       <w:pPr>
-        <w:keepNext/>
-      </w:pPr>
+        <w:pStyle w:val="Heading2"/>
+      </w:pPr>
+      <w:bookmarkStart w:id="38" w:name="_Toc236083437"/>
       <w:r>
         <w:rPr>
           <w:rStyle w:val="Heading3Char"/>
+          <w:b/>
+          <w:szCs w:val="32"/>
         </w:rPr>
         <w:lastRenderedPageBreak/>
         <w:drawing>
-          <wp:anchor distT="0" distB="0" distL="114300" distR="114300" simplePos="0" relativeHeight="251679744" behindDoc="0" locked="0" layoutInCell="1" allowOverlap="1" wp14:anchorId="36B4BCE6" wp14:editId="7D76A9D1">
+          <wp:anchor distT="0" distB="0" distL="114300" distR="114300" simplePos="0" relativeHeight="251679744" behindDoc="0" locked="0" layoutInCell="1" allowOverlap="1" wp14:anchorId="36B4BCE6" wp14:editId="49DB2725">
             <wp:simplePos x="0" y="0"/>
             <wp:positionH relativeFrom="column">
               <wp:posOffset>-50165</wp:posOffset>
             </wp:positionH>
             <wp:positionV relativeFrom="paragraph">
-              <wp:posOffset>257175</wp:posOffset>
+              <wp:posOffset>318135</wp:posOffset>
             </wp:positionV>
             <wp:extent cx="5941695" cy="8153400"/>
             <wp:effectExtent l="0" t="0" r="1905" b="0"/>
@@ -8996,45 +11113,43 @@
       <w:r>
         <w:rPr>
           <w:rStyle w:val="Heading3Char"/>
+          <w:b/>
+          <w:szCs w:val="32"/>
         </w:rPr>
         <w:t>System Overview Activity Diagram (Customer Jurney)</w:t>
       </w:r>
+      <w:bookmarkEnd w:id="38"/>
     </w:p>
     <w:p>
       <w:pPr>
         <w:pStyle w:val="Caption"/>
       </w:pPr>
+      <w:bookmarkStart w:id="39" w:name="_Toc236083458"/>
       <w:r>
         <w:t xml:space="preserve">Figure </w:t>
       </w:r>
-      <w:r>
-        <w:fldChar w:fldCharType="begin"/>
-      </w:r>
-      <w:r>
-        <w:instrText xml:space="preserve"> SEQ Figure \* ARABIC </w:instrText>
-      </w:r>
-      <w:r>
-        <w:fldChar w:fldCharType="separate"/>
-      </w:r>
-      <w:r>
-        <w:rPr>
-          <w:noProof/>
-        </w:rPr>
-        <w:t>16</w:t>
-      </w:r>
-      <w:r>
-        <w:fldChar w:fldCharType="end"/>
-      </w:r>
+      <w:fldSimple w:instr=" SEQ Figure \* ARABIC ">
+        <w:r>
+          <w:rPr>
+            <w:noProof/>
+          </w:rPr>
+          <w:t>16</w:t>
+        </w:r>
+      </w:fldSimple>
       <w:r>
         <w:t xml:space="preserve"> - </w:t>
       </w:r>
       <w:r>
         <w:t>System Overview Activity Diagram</w:t>
       </w:r>
+      <w:bookmarkEnd w:id="39"/>
     </w:p>
     <w:sectPr>
+      <w:headerReference w:type="default" r:id="rId24"/>
+      <w:footerReference w:type="default" r:id="rId25"/>
       <w:pgSz w:w="11906" w:h="16838" w:code="9"/>
-      <w:pgMar w:top="1411" w:right="850" w:bottom="1411" w:left="1699" w:header="720" w:footer="720" w:gutter="0"/>
+      <w:pgMar w:top="1411" w:right="850" w:bottom="1411" w:left="1699" w:header="720" w:footer="288" w:gutter="0"/>
+      <w:pgNumType w:start="1"/>
       <w:cols w:space="720"/>
       <w:docGrid w:linePitch="360"/>
     </w:sectPr>
@@ -9067,6 +11182,103 @@
 </w:endnotes>
 </file>
 
+<file path=word/footer1.xml><?xml version="1.0" encoding="utf-8"?>
+<w:ftr xmlns:wpc="http://schemas.microsoft.com/office/word/2010/wordprocessingCanvas" xmlns:cx="http://schemas.microsoft.com/office/drawing/2014/chartex" xmlns:cx1="http://schemas.microsoft.com/office/drawing/2015/9/8/chartex" xmlns:cx2="http://schemas.microsoft.com/office/drawing/2015/10/21/chartex" xmlns:cx3="http://schemas.microsoft.com/office/drawing/2016/5/9/chartex" xmlns:cx4="http://schemas.microsoft.com/office/drawing/2016/5/10/chartex" xmlns:cx5="http://schemas.microsoft.com/office/drawing/2016/5/11/chartex" xmlns:cx6="http://schemas.microsoft.com/office/drawing/2016/5/12/chartex" xmlns:cx7="http://schemas.microsoft.com/office/drawing/2016/5/13/chartex" xmlns:cx8="http://schemas.microsoft.com/office/drawing/2016/5/14/chartex" xmlns:mc="http://schemas.openxmlformats.org/markup-compatibility/2006" xmlns:aink="http://schemas.microsoft.com/office/drawing/2016/ink" xmlns:am3d="http://schemas.microsoft.com/office/drawing/2017/model3d" xmlns:o="urn:schemas-microsoft-com:office:office" xmlns:oel="http://schemas.microsoft.com/office/2019/extlst" xmlns:r="http://schemas.openxmlformats.org/officeDocument/2006/relationships" xmlns:m="http://schemas.openxmlformats.org/officeDocument/2006/math" xmlns:v="urn:schemas-microsoft-com:vml" xmlns:wp14="http://schemas.microsoft.com/office/word/2010/wordprocessingDrawing" xmlns:wp="http://schemas.openxmlformats.org/drawingml/2006/wordprocessingDrawing" xmlns:w10="urn:schemas-microsoft-com:office:word" xmlns:w="http://schemas.openxmlformats.org/wordprocessingml/2006/main" xmlns:w14="http://schemas.microsoft.com/office/word/2010/wordml" xmlns:w15="http://schemas.microsoft.com/office/word/2012/wordml" xmlns:w16cex="http://schemas.microsoft.com/office/word/2018/wordml/cex" xmlns:w16cid="http://schemas.microsoft.com/office/word/2016/wordml/cid" xmlns:w16="http://schemas.microsoft.com/office/word/2018/wordml" xmlns:w16du="http://schemas.microsoft.com/office/word/2023/wordml/word16du" xmlns:w16sdtdh="http://schemas.microsoft.com/office/word/2020/wordml/sdtdatahash" xmlns:w16sdtfl="http://schemas.microsoft.com/office/word/2024/wordml/sdtformatlock" xmlns:w16se="http://schemas.microsoft.com/office/word/2015/wordml/symex" xmlns:wpg="http://schemas.microsoft.com/office/word/2010/wordprocessingGroup" xmlns:wpi="http://schemas.microsoft.com/office/word/2010/wordprocessingInk" xmlns:wne="http://schemas.microsoft.com/office/word/2006/wordml" xmlns:wps="http://schemas.microsoft.com/office/word/2010/wordprocessingShape" mc:Ignorable="w14 w15 w16se w16cid w16 w16cex w16sdtdh w16sdtfl w16du wp14">
+  <w:sdt>
+    <w:sdtPr>
+      <w:rPr>
+        <w:sz w:val="20"/>
+        <w:szCs w:val="20"/>
+      </w:rPr>
+      <w:id w:val="701288751"/>
+      <w:docPartObj>
+        <w:docPartGallery w:val="Page Numbers (Bottom of Page)"/>
+        <w:docPartUnique/>
+      </w:docPartObj>
+    </w:sdtPr>
+    <w:sdtEndPr>
+      <w:rPr>
+        <w:color w:val="7F7F7F" w:themeColor="background1" w:themeShade="7F"/>
+        <w:spacing w:val="60"/>
+      </w:rPr>
+    </w:sdtEndPr>
+    <w:sdtContent>
+      <w:p>
+        <w:pPr>
+          <w:pStyle w:val="Footer"/>
+          <w:pBdr>
+            <w:top w:val="single" w:sz="4" w:space="1" w:color="D9D9D9" w:themeColor="background1" w:themeShade="D9"/>
+          </w:pBdr>
+          <w:jc w:val="right"/>
+          <w:rPr>
+            <w:sz w:val="20"/>
+            <w:szCs w:val="20"/>
+          </w:rPr>
+        </w:pPr>
+        <w:r>
+          <w:rPr>
+            <w:sz w:val="20"/>
+            <w:szCs w:val="20"/>
+          </w:rPr>
+          <w:fldChar w:fldCharType="begin"/>
+        </w:r>
+        <w:r>
+          <w:rPr>
+            <w:sz w:val="20"/>
+            <w:szCs w:val="20"/>
+          </w:rPr>
+          <w:instrText xml:space="preserve"> PAGE   \* MERGEFORMAT </w:instrText>
+        </w:r>
+        <w:r>
+          <w:rPr>
+            <w:sz w:val="20"/>
+            <w:szCs w:val="20"/>
+          </w:rPr>
+          <w:fldChar w:fldCharType="separate"/>
+        </w:r>
+        <w:r>
+          <w:rPr>
+            <w:noProof/>
+            <w:sz w:val="20"/>
+            <w:szCs w:val="20"/>
+          </w:rPr>
+          <w:t>2</w:t>
+        </w:r>
+        <w:r>
+          <w:rPr>
+            <w:noProof/>
+            <w:sz w:val="20"/>
+            <w:szCs w:val="20"/>
+          </w:rPr>
+          <w:fldChar w:fldCharType="end"/>
+        </w:r>
+        <w:r>
+          <w:rPr>
+            <w:sz w:val="20"/>
+            <w:szCs w:val="20"/>
+          </w:rPr>
+          <w:t xml:space="preserve"> | </w:t>
+        </w:r>
+        <w:r>
+          <w:rPr>
+            <w:color w:val="7F7F7F" w:themeColor="background1" w:themeShade="7F"/>
+            <w:spacing w:val="60"/>
+            <w:sz w:val="20"/>
+            <w:szCs w:val="20"/>
+          </w:rPr>
+          <w:t>Page</w:t>
+        </w:r>
+      </w:p>
+    </w:sdtContent>
+  </w:sdt>
+  <w:p>
+    <w:pPr>
+      <w:pStyle w:val="Footer"/>
+    </w:pPr>
+  </w:p>
+</w:ftr>
+</file>
+
 <file path=word/footnotes.xml><?xml version="1.0" encoding="utf-8"?>
 <w:footnotes xmlns:wpc="http://schemas.microsoft.com/office/word/2010/wordprocessingCanvas" xmlns:cx="http://schemas.microsoft.com/office/drawing/2014/chartex" xmlns:cx1="http://schemas.microsoft.com/office/drawing/2015/9/8/chartex" xmlns:cx2="http://schemas.microsoft.com/office/drawing/2015/10/21/chartex" xmlns:cx3="http://schemas.microsoft.com/office/drawing/2016/5/9/chartex" xmlns:cx4="http://schemas.microsoft.com/office/drawing/2016/5/10/chartex" xmlns:cx5="http://schemas.microsoft.com/office/drawing/2016/5/11/chartex" xmlns:cx6="http://schemas.microsoft.com/office/drawing/2016/5/12/chartex" xmlns:cx7="http://schemas.microsoft.com/office/drawing/2016/5/13/chartex" xmlns:cx8="http://schemas.microsoft.com/office/drawing/2016/5/14/chartex" xmlns:mc="http://schemas.openxmlformats.org/markup-compatibility/2006" xmlns:aink="http://schemas.microsoft.com/office/drawing/2016/ink" xmlns:am3d="http://schemas.microsoft.com/office/drawing/2017/model3d" xmlns:o="urn:schemas-microsoft-com:office:office" xmlns:oel="http://schemas.microsoft.com/office/2019/extlst" xmlns:r="http://schemas.openxmlformats.org/officeDocument/2006/relationships" xmlns:m="http://schemas.openxmlformats.org/officeDocument/2006/math" xmlns:v="urn:schemas-microsoft-com:vml" xmlns:wp14="http://schemas.microsoft.com/office/word/2010/wordprocessingDrawing" xmlns:wp="http://schemas.openxmlformats.org/drawingml/2006/wordprocessingDrawing" xmlns:w10="urn:schemas-microsoft-com:office:word" xmlns:w="http://schemas.openxmlformats.org/wordprocessingml/2006/main" xmlns:w14="http://schemas.microsoft.com/office/word/2010/wordml" xmlns:w15="http://schemas.microsoft.com/office/word/2012/wordml" xmlns:w16cex="http://schemas.microsoft.com/office/word/2018/wordml/cex" xmlns:w16cid="http://schemas.microsoft.com/office/word/2016/wordml/cid" xmlns:w16="http://schemas.microsoft.com/office/word/2018/wordml" xmlns:w16du="http://schemas.microsoft.com/office/word/2023/wordml/word16du" xmlns:w16sdtdh="http://schemas.microsoft.com/office/word/2020/wordml/sdtdatahash" xmlns:w16sdtfl="http://schemas.microsoft.com/office/word/2024/wordml/sdtformatlock" xmlns:w16se="http://schemas.microsoft.com/office/word/2015/wordml/symex" xmlns:wpg="http://schemas.microsoft.com/office/word/2010/wordprocessingGroup" xmlns:wpi="http://schemas.microsoft.com/office/word/2010/wordprocessingInk" xmlns:wne="http://schemas.microsoft.com/office/word/2006/wordml" xmlns:wps="http://schemas.microsoft.com/office/word/2010/wordprocessingShape" mc:Ignorable="w14 w15 w16se w16cid w16 w16cex w16sdtdh w16sdtfl w16du wp14">
   <w:footnote w:type="separator" w:id="-1">
@@ -9090,6 +11302,16 @@
     </w:p>
   </w:footnote>
 </w:footnotes>
+</file>
+
+<file path=word/header1.xml><?xml version="1.0" encoding="utf-8"?>
+<w:hdr xmlns:wpc="http://schemas.microsoft.com/office/word/2010/wordprocessingCanvas" xmlns:cx="http://schemas.microsoft.com/office/drawing/2014/chartex" xmlns:cx1="http://schemas.microsoft.com/office/drawing/2015/9/8/chartex" xmlns:cx2="http://schemas.microsoft.com/office/drawing/2015/10/21/chartex" xmlns:cx3="http://schemas.microsoft.com/office/drawing/2016/5/9/chartex" xmlns:cx4="http://schemas.microsoft.com/office/drawing/2016/5/10/chartex" xmlns:cx5="http://schemas.microsoft.com/office/drawing/2016/5/11/chartex" xmlns:cx6="http://schemas.microsoft.com/office/drawing/2016/5/12/chartex" xmlns:cx7="http://schemas.microsoft.com/office/drawing/2016/5/13/chartex" xmlns:cx8="http://schemas.microsoft.com/office/drawing/2016/5/14/chartex" xmlns:mc="http://schemas.openxmlformats.org/markup-compatibility/2006" xmlns:aink="http://schemas.microsoft.com/office/drawing/2016/ink" xmlns:am3d="http://schemas.microsoft.com/office/drawing/2017/model3d" xmlns:o="urn:schemas-microsoft-com:office:office" xmlns:oel="http://schemas.microsoft.com/office/2019/extlst" xmlns:r="http://schemas.openxmlformats.org/officeDocument/2006/relationships" xmlns:m="http://schemas.openxmlformats.org/officeDocument/2006/math" xmlns:v="urn:schemas-microsoft-com:vml" xmlns:wp14="http://schemas.microsoft.com/office/word/2010/wordprocessingDrawing" xmlns:wp="http://schemas.openxmlformats.org/drawingml/2006/wordprocessingDrawing" xmlns:w10="urn:schemas-microsoft-com:office:word" xmlns:w="http://schemas.openxmlformats.org/wordprocessingml/2006/main" xmlns:w14="http://schemas.microsoft.com/office/word/2010/wordml" xmlns:w15="http://schemas.microsoft.com/office/word/2012/wordml" xmlns:w16cex="http://schemas.microsoft.com/office/word/2018/wordml/cex" xmlns:w16cid="http://schemas.microsoft.com/office/word/2016/wordml/cid" xmlns:w16="http://schemas.microsoft.com/office/word/2018/wordml" xmlns:w16du="http://schemas.microsoft.com/office/word/2023/wordml/word16du" xmlns:w16sdtdh="http://schemas.microsoft.com/office/word/2020/wordml/sdtdatahash" xmlns:w16sdtfl="http://schemas.microsoft.com/office/word/2024/wordml/sdtformatlock" xmlns:w16se="http://schemas.microsoft.com/office/word/2015/wordml/symex" xmlns:wpg="http://schemas.microsoft.com/office/word/2010/wordprocessingGroup" xmlns:wpi="http://schemas.microsoft.com/office/word/2010/wordprocessingInk" xmlns:wne="http://schemas.microsoft.com/office/word/2006/wordml" xmlns:wps="http://schemas.microsoft.com/office/word/2010/wordprocessingShape" mc:Ignorable="w14 w15 w16se w16cid w16 w16cex w16sdtdh w16sdtfl w16du wp14">
+  <w:p>
+    <w:pPr>
+      <w:pStyle w:val="Header"/>
+    </w:pPr>
+  </w:p>
+</w:hdr>
 </file>
 
 <file path=word/numbering.xml><?xml version="1.0" encoding="utf-8"?>
@@ -16916,7 +19138,7 @@
       <w:lvlText w:val=""/>
       <w:lvlJc w:val="left"/>
       <w:pPr>
-        <w:ind w:left="1080" w:hanging="360"/>
+        <w:ind w:left="720" w:hanging="360"/>
       </w:pPr>
       <w:rPr>
         <w:rFonts w:ascii="Wingdings" w:hAnsi="Wingdings" w:hint="default"/>
@@ -16928,7 +19150,7 @@
       <w:lvlText w:val="o"/>
       <w:lvlJc w:val="left"/>
       <w:pPr>
-        <w:ind w:left="1800" w:hanging="360"/>
+        <w:ind w:left="1440" w:hanging="360"/>
       </w:pPr>
       <w:rPr>
         <w:rFonts w:ascii="Courier New" w:hAnsi="Courier New" w:cs="Courier New" w:hint="default"/>
@@ -16940,7 +19162,7 @@
       <w:lvlText w:val=""/>
       <w:lvlJc w:val="left"/>
       <w:pPr>
-        <w:ind w:left="2520" w:hanging="360"/>
+        <w:ind w:left="2160" w:hanging="360"/>
       </w:pPr>
       <w:rPr>
         <w:rFonts w:ascii="Wingdings" w:hAnsi="Wingdings" w:hint="default"/>
@@ -16952,7 +19174,7 @@
       <w:lvlText w:val=""/>
       <w:lvlJc w:val="left"/>
       <w:pPr>
-        <w:ind w:left="3240" w:hanging="360"/>
+        <w:ind w:left="2880" w:hanging="360"/>
       </w:pPr>
       <w:rPr>
         <w:rFonts w:ascii="Symbol" w:hAnsi="Symbol" w:hint="default"/>
@@ -16964,7 +19186,7 @@
       <w:lvlText w:val="o"/>
       <w:lvlJc w:val="left"/>
       <w:pPr>
-        <w:ind w:left="3960" w:hanging="360"/>
+        <w:ind w:left="3600" w:hanging="360"/>
       </w:pPr>
       <w:rPr>
         <w:rFonts w:ascii="Courier New" w:hAnsi="Courier New" w:cs="Courier New" w:hint="default"/>
@@ -16976,7 +19198,7 @@
       <w:lvlText w:val=""/>
       <w:lvlJc w:val="left"/>
       <w:pPr>
-        <w:ind w:left="4680" w:hanging="360"/>
+        <w:ind w:left="4320" w:hanging="360"/>
       </w:pPr>
       <w:rPr>
         <w:rFonts w:ascii="Wingdings" w:hAnsi="Wingdings" w:hint="default"/>
@@ -16988,7 +19210,7 @@
       <w:lvlText w:val=""/>
       <w:lvlJc w:val="left"/>
       <w:pPr>
-        <w:ind w:left="5400" w:hanging="360"/>
+        <w:ind w:left="5040" w:hanging="360"/>
       </w:pPr>
       <w:rPr>
         <w:rFonts w:ascii="Symbol" w:hAnsi="Symbol" w:hint="default"/>
@@ -17000,7 +19222,7 @@
       <w:lvlText w:val="o"/>
       <w:lvlJc w:val="left"/>
       <w:pPr>
-        <w:ind w:left="6120" w:hanging="360"/>
+        <w:ind w:left="5760" w:hanging="360"/>
       </w:pPr>
       <w:rPr>
         <w:rFonts w:ascii="Courier New" w:hAnsi="Courier New" w:cs="Courier New" w:hint="default"/>
@@ -17012,7 +19234,7 @@
       <w:lvlText w:val=""/>
       <w:lvlJc w:val="left"/>
       <w:pPr>
-        <w:ind w:left="6840" w:hanging="360"/>
+        <w:ind w:left="6480" w:hanging="360"/>
       </w:pPr>
       <w:rPr>
         <w:rFonts w:ascii="Wingdings" w:hAnsi="Wingdings" w:hint="default"/>
@@ -34848,7 +37070,7 @@
     <w:uiPriority w:val="9"/>
     <w:unhideWhenUsed/>
     <w:qFormat/>
-    <w:rsid w:val="008C2DBC"/>
+    <w:rsid w:val="00CF2C27"/>
     <w:pPr>
       <w:keepNext/>
       <w:keepLines/>
@@ -35019,6 +37241,7 @@
   <w:style w:type="character" w:default="1" w:styleId="DefaultParagraphFont">
     <w:name w:val="Default Paragraph Font"/>
     <w:uiPriority w:val="1"/>
+    <w:semiHidden/>
     <w:unhideWhenUsed/>
   </w:style>
   <w:style w:type="table" w:default="1" w:styleId="TableNormal">
@@ -35061,7 +37284,7 @@
     <w:basedOn w:val="DefaultParagraphFont"/>
     <w:link w:val="Heading2"/>
     <w:uiPriority w:val="9"/>
-    <w:rsid w:val="008C2DBC"/>
+    <w:rsid w:val="00CF2C27"/>
     <w:rPr>
       <w:rFonts w:asciiTheme="majorBidi" w:eastAsiaTheme="majorEastAsia" w:hAnsiTheme="majorBidi" w:cstheme="majorBidi"/>
       <w:b/>
@@ -35167,7 +37390,7 @@
     <w:link w:val="TitleChar"/>
     <w:uiPriority w:val="10"/>
     <w:qFormat/>
-    <w:rsid w:val="007E5E08"/>
+    <w:rsid w:val="004036D9"/>
     <w:pPr>
       <w:spacing w:after="80" w:line="360" w:lineRule="auto"/>
       <w:contextualSpacing/>
@@ -35178,7 +37401,6 @@
       <w:color w:val="000000" w:themeColor="text1"/>
       <w:spacing w:val="-10"/>
       <w:kern w:val="28"/>
-      <w:sz w:val="28"/>
       <w:szCs w:val="56"/>
     </w:rPr>
   </w:style>
@@ -35187,14 +37409,13 @@
     <w:basedOn w:val="DefaultParagraphFont"/>
     <w:link w:val="Title"/>
     <w:uiPriority w:val="10"/>
-    <w:rsid w:val="007E5E08"/>
+    <w:rsid w:val="004036D9"/>
     <w:rPr>
       <w:rFonts w:asciiTheme="majorBidi" w:eastAsiaTheme="majorEastAsia" w:hAnsiTheme="majorBidi" w:cstheme="majorBidi"/>
       <w:b/>
       <w:color w:val="000000" w:themeColor="text1"/>
       <w:spacing w:val="-10"/>
       <w:kern w:val="28"/>
-      <w:sz w:val="28"/>
       <w:szCs w:val="56"/>
     </w:rPr>
   </w:style>
@@ -35656,6 +37877,17 @@
       <w:szCs w:val="18"/>
     </w:rPr>
   </w:style>
+  <w:style w:type="paragraph" w:styleId="TableofFigures">
+    <w:name w:val="table of figures"/>
+    <w:basedOn w:val="Normal"/>
+    <w:next w:val="Normal"/>
+    <w:uiPriority w:val="99"/>
+    <w:unhideWhenUsed/>
+    <w:rsid w:val="0087787C"/>
+    <w:pPr>
+      <w:spacing w:after="0"/>
+    </w:pPr>
+  </w:style>
 </w:styles>
 </file>
 
